--- a/대본/1부/15화_Terms_on_a_Napkin.docx
+++ b/대본/1부/15화_Terms_on_a_Napkin.docx
@@ -2,7 +2,7 @@
 <file path=word/document.xml><?xml version="1.0" encoding="utf-8"?>
 <w:document xmlns:w="http://schemas.openxmlformats.org/wordprocessingml/2006/main" xmlns:m="http://schemas.openxmlformats.org/officeDocument/2006/math" xmlns:r="http://schemas.openxmlformats.org/officeDocument/2006/relationships" xmlns:o="urn:schemas-microsoft-com:office:office" xmlns:v="urn:schemas-microsoft-com:vml" xmlns:w10="urn:schemas-microsoft-com:office:word" xmlns:a="http://schemas.openxmlformats.org/drawingml/2006/main" xmlns:pic="http://schemas.openxmlformats.org/drawingml/2006/picture" xmlns:wp="http://schemas.openxmlformats.org/drawingml/2006/wordprocessingDrawing">
   <w:body>
-    <w:bookmarkStart w:id="31" w:name="ship-it-1부-15화"/>
+    <w:bookmarkStart w:id="32" w:name="ship-it-1부-15화"/>
     <w:p>
       <w:pPr>
         <w:pStyle w:val="Heading1"/>
@@ -65,7 +65,7 @@
         <w:t xml:space="preserve"> </w:t>
       </w:r>
       <w:r>
-        <w:t xml:space="preserve">- 규칙: 지문 없음. 전 화 100% 「화자명: 대사」. 1턴 15단어 이내.</w:t>
+        <w:t xml:space="preserve">- 규칙: 지문 없음. 전 화 100% 「화자명: 대사」. 1턴 15단어 이내 + 긴 턴 10~15회(25~35단어).</w:t>
       </w:r>
       <w:r>
         <w:t xml:space="preserve"> </w:t>
@@ -325,13 +325,13 @@
         </w:numPr>
       </w:pPr>
       <w:r>
-        <w:t xml:space="preserve">ELAINE: Good. A woman with priorities. Sit, everyone. Eat first. Business second.</w:t>
-      </w:r>
-      <w:r>
-        <w:t xml:space="preserve"> </w:t>
-      </w:r>
-      <w:r>
-        <w:t xml:space="preserve">일레인: 좋아요. 우선순위가 분명한 사람이네요. 다들 앉아요. 먼저 먹고, 일은 그다음.</w:t>
+        <w:t xml:space="preserve">ELAINE: Good. A woman with priorities. Sit, everyone. Eat first, business second. Nobody negotiates well on an empty stomach, and I’d like you all thinking clearly when we talk numbers.</w:t>
+      </w:r>
+      <w:r>
+        <w:t xml:space="preserve"> </w:t>
+      </w:r>
+      <w:r>
+        <w:t xml:space="preserve">일레인: 좋아요. 우선순위가 분명한 사람이네요. 다들 앉아요. 먼저 먹고, 일은 그다음. 배고프면 아무도 협상을 잘 못 해요. 숫자 얘기할 때는 다들 맑은 정신이었으면 좋겠어요.</w:t>
       </w:r>
     </w:p>
     <w:p>
@@ -437,13 +437,13 @@
         </w:numPr>
       </w:pPr>
       <w:r>
-        <w:t xml:space="preserve">ELAINE: Most founders only send good news. You sent bad news first.</w:t>
-      </w:r>
-      <w:r>
-        <w:t xml:space="preserve"> </w:t>
-      </w:r>
-      <w:r>
-        <w:t xml:space="preserve">일레인: 대부분의 창업자는 좋은 소식만 보내요. 당신은 나쁜 소식을 먼저 보냈죠.</w:t>
+        <w:t xml:space="preserve">ELAINE: Most founders only send good news, so when something goes wrong, I hear it from someone else. You sent the bad news first, and that told me more than your whole deck.</w:t>
+      </w:r>
+      <w:r>
+        <w:t xml:space="preserve"> </w:t>
+      </w:r>
+      <w:r>
+        <w:t xml:space="preserve">일레인: 대부분의 창업자는 좋은 소식만 보내요. 그래서 뭔가 잘못되면 다른 사람한테서 듣게 되죠. 당신은 나쁜 소식을 먼저 보냈고, 그게 덱 전체보다 더 많은 걸 말해 줬어요.</w:t>
       </w:r>
     </w:p>
     <w:p>
@@ -505,13 +505,13 @@
         </w:numPr>
       </w:pPr>
       <w:r>
-        <w:t xml:space="preserve">ELAINE: Exactly. Honest people under pressure. That’s rarer than good chemistry.</w:t>
-      </w:r>
-      <w:r>
-        <w:t xml:space="preserve"> </w:t>
-      </w:r>
-      <w:r>
-        <w:t xml:space="preserve">일레인: 바로 그거예요. 압박 속에서도 정직한 사람들. 그건 좋은 화학보다 드물어요.</w:t>
+        <w:t xml:space="preserve">ELAINE: Exactly. Honest people under pressure. That’s rarer than good chemistry. Chemistry can be fixed in a lab with time and money, but I’ve never seen anyone fix character that way.</w:t>
+      </w:r>
+      <w:r>
+        <w:t xml:space="preserve"> </w:t>
+      </w:r>
+      <w:r>
+        <w:t xml:space="preserve">일레인: 바로 그거예요. 압박 속에서도 정직한 사람들. 그건 좋은 화학보다 드물어요. 화학은 시간과 돈만 있으면 실험실에서 고칠 수 있지만, 인성을 그렇게 고치는 사람은 한 번도 못 봤어요.</w:t>
       </w:r>
     </w:p>
     <w:p>
@@ -787,13 +787,13 @@
         </w:numPr>
       </w:pPr>
       <w:r>
-        <w:t xml:space="preserve">ELAINE: In plain English: I give you money now. I get shares later.</w:t>
-      </w:r>
-      <w:r>
-        <w:t xml:space="preserve"> </w:t>
-      </w:r>
-      <w:r>
-        <w:t xml:space="preserve">일레인: 쉬운 말로 하면: 지금 돈을 주고, 지분은 나중에 받는 거예요.</w:t>
+        <w:t xml:space="preserve">ELAINE: In plain English: I give you money now, and I get shares later. We don’t have to agree on what the company is worth today, which is hard when you have no product.</w:t>
+      </w:r>
+      <w:r>
+        <w:t xml:space="preserve"> </w:t>
+      </w:r>
+      <w:r>
+        <w:t xml:space="preserve">일레인: 쉬운 말로 하면: 지금 돈을 주고, 지분은 나중에 받는 거예요. 오늘 회사 가치가 얼마인지 합의하지 않아도 돼요. 제품이 없을 땐 그게 어렵거든요.</w:t>
       </w:r>
     </w:p>
     <w:p>
@@ -936,13 +936,13 @@
         </w:numPr>
       </w:pPr>
       <w:r>
-        <w:t xml:space="preserve">KAPLAN: If the next investors value you higher, we still convert at the cap.</w:t>
-      </w:r>
-      <w:r>
-        <w:t xml:space="preserve"> </w:t>
-      </w:r>
-      <w:r>
-        <w:t xml:space="preserve">캐플런: 다음 투자자들이 더 높게 평가해도, 우린 캡 가격으로 전환해요.</w:t>
+        <w:t xml:space="preserve">KAPLAN: If the next investors value you higher, we still convert at the cap. That protects us, because we took the risk when nobody else would, and the later investors pay more.</w:t>
+      </w:r>
+      <w:r>
+        <w:t xml:space="preserve"> </w:t>
+      </w:r>
+      <w:r>
+        <w:t xml:space="preserve">캐플런: 다음 투자자들이 더 높게 평가해도, 우린 캡 가격으로 전환해요. 그게 우리를 보호해 주죠. 아무도 안 할 때 우리가 리스크를 졌으니까요. 나중 투자자들은 더 많이 내고요.</w:t>
       </w:r>
     </w:p>
     <w:p>
@@ -953,13 +953,13 @@
         </w:numPr>
       </w:pPr>
       <w:r>
-        <w:t xml:space="preserve">MARCUS: So you get a better price for taking the early risk.</w:t>
-      </w:r>
-      <w:r>
-        <w:t xml:space="preserve"> </w:t>
-      </w:r>
-      <w:r>
-        <w:t xml:space="preserve">마커스: 그러니까 초기 리스크를 진 대가로 더 좋은 가격을 받는 거군요.</w:t>
+        <w:t xml:space="preserve">MARCUS: So early risk buys a better price. Makes sense.</w:t>
+      </w:r>
+      <w:r>
+        <w:t xml:space="preserve"> </w:t>
+      </w:r>
+      <w:r>
+        <w:t xml:space="preserve">마커스: 그러니까 초기 리스크가 더 좋은 가격을 사는 거군요. 말이 되네요.</w:t>
       </w:r>
     </w:p>
     <w:p>
@@ -1133,13 +1133,13 @@
         </w:numPr>
       </w:pPr>
       <w:r>
-        <w:t xml:space="preserve">ELAINE: You have no product, no data, and one test result. Why ten?</w:t>
-      </w:r>
-      <w:r>
-        <w:t xml:space="preserve"> </w:t>
-      </w:r>
-      <w:r>
-        <w:t xml:space="preserve">일레인: 제품도 없고, 데이터도 없고, 시험 결과 하나뿐인데. 왜 10이에요?</w:t>
+        <w:t xml:space="preserve">ELAINE: You have no product, no data, and one test result, and that result lost twenty-eight percent of its strength. Ten is a price for proof. Why should I pay it now?</w:t>
+      </w:r>
+      <w:r>
+        <w:t xml:space="preserve"> </w:t>
+      </w:r>
+      <w:r>
+        <w:t xml:space="preserve">일레인: 제품도 없고, 데이터도 없고, 시험 결과 하나뿐인데, 그 결과도 강도가 28퍼센트 떨어졌어요. 10은 증명된 회사의 가격이에요. 왜 내가 지금 그걸 내야 하죠?</w:t>
       </w:r>
     </w:p>
     <w:p>
@@ -1184,13 +1184,13 @@
         </w:numPr>
       </w:pPr>
       <w:r>
-        <w:t xml:space="preserve">MARCUS: Not for long. If this money is real, I’m all in.</w:t>
-      </w:r>
-      <w:r>
-        <w:t xml:space="preserve"> </w:t>
-      </w:r>
-      <w:r>
-        <w:t xml:space="preserve">마커스: 오래가진 않아요. 이 돈이 진짜라면 전 올인합니다.</w:t>
+        <w:t xml:space="preserve">MARCUS: Not for long, ma’am. If this money is real, I’m all in. I’ve been waiting for a payroll, not for a reason. I already have plenty of reasons.</w:t>
+      </w:r>
+      <w:r>
+        <w:t xml:space="preserve"> </w:t>
+      </w:r>
+      <w:r>
+        <w:t xml:space="preserve">마커스: 오래가진 않습니다. 이 돈이 진짜라면 전 올인합니다. 제가 기다린 건 월급이지, 이유가 아니었어요. 이유는 이미 충분히 있거든요.</w:t>
       </w:r>
     </w:p>
     <w:p>
@@ -1422,13 +1422,13 @@
         </w:numPr>
       </w:pPr>
       <w:r>
-        <w:t xml:space="preserve">PRIYA: Eighty-one percent of something is better than one hundred percent of nothing.</w:t>
-      </w:r>
-      <w:r>
-        <w:t xml:space="preserve"> </w:t>
-      </w:r>
-      <w:r>
-        <w:t xml:space="preserve">프리야: 무언가의 81퍼센트가 아무것도 아닌 것의 100퍼센트보다 낫지.</w:t>
+        <w:t xml:space="preserve">PRIYA: Eighty-one percent of something is better than one hundred percent of nothing. Right now we own all of a company with seven thousand dollars in the bank. That’s not much.</w:t>
+      </w:r>
+      <w:r>
+        <w:t xml:space="preserve"> </w:t>
+      </w:r>
+      <w:r>
+        <w:t xml:space="preserve">프리야: 무언가의 81퍼센트가 아무것도 아닌 것의 100퍼센트보다 낫지. 지금 우린 통장에 7천 달러 있는 회사를 100퍼센트 갖고 있어. 그건 별거 아니잖아.</w:t>
       </w:r>
     </w:p>
     <w:p>
@@ -1524,13 +1524,13 @@
         </w:numPr>
       </w:pPr>
       <w:r>
-        <w:t xml:space="preserve">ELAINE: Only if you prove the one thing. I’m optimistic, not stupid.</w:t>
-      </w:r>
-      <w:r>
-        <w:t xml:space="preserve"> </w:t>
-      </w:r>
-      <w:r>
-        <w:t xml:space="preserve">일레인: 핵심을 증명한다면요. 낙관적인 거지, 바보는 아니에요.</w:t>
+        <w:t xml:space="preserve">ELAINE: Only if you prove the one thing. I’m optimistic, not stupid. If the data is good, I’ll want more of this company. If it isn’t, I’ll keep my money.</w:t>
+      </w:r>
+      <w:r>
+        <w:t xml:space="preserve"> </w:t>
+      </w:r>
+      <w:r>
+        <w:t xml:space="preserve">일레인: 핵심을 증명한다면요. 낙관적인 거지, 바보는 아니에요. 데이터가 좋으면 이 회사를 더 갖고 싶어지겠죠. 아니면 내 돈은 내가 갖고 있을 거고요.</w:t>
       </w:r>
     </w:p>
     <w:p>
@@ -1687,13 +1687,13 @@
         </w:numPr>
       </w:pPr>
       <w:r>
-        <w:t xml:space="preserve">ELAINE: Three. A monthly update. Like the one you sent. Good news and bad.</w:t>
-      </w:r>
-      <w:r>
-        <w:t xml:space="preserve"> </w:t>
-      </w:r>
-      <w:r>
-        <w:t xml:space="preserve">일레인: 셋. 매달 업데이트. 당신이 보낸 것처럼. 좋은 소식도 나쁜 소식도.</w:t>
+        <w:t xml:space="preserve">ELAINE: Three. A monthly update, like the one you sent, with good news and bad. I don’t want surprises. If something breaks, I want to hear it from you, not from someone else.</w:t>
+      </w:r>
+      <w:r>
+        <w:t xml:space="preserve"> </w:t>
+      </w:r>
+      <w:r>
+        <w:t xml:space="preserve">일레인: 셋. 매달 업데이트. 당신이 보낸 것처럼 좋은 소식도 나쁜 소식도. 깜짝 놀랄 일은 싫어요. 뭔가 잘못되면, 다른 사람이 아니라 당신한테서 듣고 싶어요.</w:t>
       </w:r>
     </w:p>
     <w:p>
@@ -1806,13 +1806,13 @@
         </w:numPr>
       </w:pPr>
       <w:r>
-        <w:t xml:space="preserve">MARCUS: It covers it. Less than Corwin, but it covers it.</w:t>
-      </w:r>
-      <w:r>
-        <w:t xml:space="preserve"> </w:t>
-      </w:r>
-      <w:r>
-        <w:t xml:space="preserve">마커스: 갚을 수 있어. 코윈보다 적지만, 갚을 수 있어.</w:t>
+        <w:t xml:space="preserve">MARCUS: It covers it. Less than Corwin, but it covers it. I ran the numbers twice in my head while they were talking. It’s tight, but it works.</w:t>
+      </w:r>
+      <w:r>
+        <w:t xml:space="preserve"> </w:t>
+      </w:r>
+      <w:r>
+        <w:t xml:space="preserve">마커스: 갚을 수 있어. 코윈보다 적지만, 갚을 수 있어. 다들 얘기하는 동안 머릿속으로 두 번 계산해 봤어. 빠듯하지만 돼.</w:t>
       </w:r>
     </w:p>
     <w:p>
@@ -1959,13 +1959,13 @@
         </w:numPr>
       </w:pPr>
       <w:r>
-        <w:t xml:space="preserve">KAPLAN: It’s a conflict of interest. You should know before you take my money.</w:t>
-      </w:r>
-      <w:r>
-        <w:t xml:space="preserve"> </w:t>
-      </w:r>
-      <w:r>
-        <w:t xml:space="preserve">캐플런: 이해충돌이에요. 제 돈을 받기 전에 알아야 해요.</w:t>
+        <w:t xml:space="preserve">KAPLAN: It’s a conflict of interest. You should know before you take my money, not after. If I were in your seat, I’d want to hear it now, at the table.</w:t>
+      </w:r>
+      <w:r>
+        <w:t xml:space="preserve"> </w:t>
+      </w:r>
+      <w:r>
+        <w:t xml:space="preserve">캐플런: 이해충돌이에요. 제 돈을 받은 뒤가 아니라 받기 전에 알아야 해요. 제가 당신 자리에 있었다면, 지금 이 테이블에서 듣고 싶었을 거예요.</w:t>
       </w:r>
     </w:p>
     <w:p>
@@ -2248,13 +2248,13 @@
         </w:numPr>
       </w:pPr>
       <w:r>
-        <w:t xml:space="preserve">TOM: I told you. This industry is small. Everyone talks.</w:t>
-      </w:r>
-      <w:r>
-        <w:t xml:space="preserve"> </w:t>
-      </w:r>
-      <w:r>
-        <w:t xml:space="preserve">톰: 말했잖아. 이 업계는 좁다고. 다들 말이 많아.</w:t>
+        <w:t xml:space="preserve">TOM: I told you. This industry is small, and everyone talks. Doctors talk to reps, reps talk to managers, and managers talk to me. Nothing personal. It’s just business.</w:t>
+      </w:r>
+      <w:r>
+        <w:t xml:space="preserve"> </w:t>
+      </w:r>
+      <w:r>
+        <w:t xml:space="preserve">톰: 말했잖아. 이 업계는 좁고, 다들 말이 많다고. 의사는 영업 담당한테, 영업 담당은 매니저한테, 매니저는 나한테 말하지. 개인적인 감정은 없어. 그냥 비즈니스야.</w:t>
       </w:r>
     </w:p>
     <w:p>
@@ -2300,7 +2300,7 @@
     </w:p>
     <w:bookmarkEnd w:id="25"/>
     <w:bookmarkEnd w:id="26"/>
-    <w:bookmarkStart w:id="30" w:name="학습-부록"/>
+    <w:bookmarkStart w:id="31" w:name="학습-부록"/>
     <w:p>
       <w:pPr>
         <w:pStyle w:val="Heading2"/>
@@ -3188,8 +3188,298 @@
       </w:r>
     </w:p>
     <w:bookmarkEnd w:id="29"/>
+    <w:bookmarkStart w:id="30" w:name="긴-발화-분석"/>
+    <w:p>
+      <w:pPr>
+        <w:pStyle w:val="Heading3"/>
+      </w:pPr>
+      <w:r>
+        <w:t xml:space="preserve">④ 긴 발화 분석</w:t>
+      </w:r>
+    </w:p>
+    <w:p>
+      <w:pPr>
+        <w:pStyle w:val="BlockText"/>
+      </w:pPr>
+      <w:r>
+        <w:rPr>
+          <w:bCs/>
+          <w:b/>
+        </w:rPr>
+        <w:t xml:space="preserve">37턴 ELAINE:</w:t>
+      </w:r>
+      <w:r>
+        <w:t xml:space="preserve"> </w:t>
+      </w:r>
+      <w:r>
+        <w:t xml:space="preserve">“</w:t>
+      </w:r>
+      <w:r>
+        <w:t xml:space="preserve">In plain English: I give you money now, and I get shares later. We don’t have to agree on what the company is worth today, which is hard when you have no product.</w:t>
+      </w:r>
+      <w:r>
+        <w:t xml:space="preserve">”</w:t>
+      </w:r>
+    </w:p>
+    <w:tbl>
+      <w:tblPr>
+        <w:tblStyle w:val="Table"/>
+        <w:tblW w:type="pct" w:w="5000"/>
+        <w:tblLook w:firstRow="1" w:lastRow="0" w:firstColumn="0" w:lastColumn="0" w:noHBand="0" w:noVBand="0" w:val="0020"/>
+        <w:jc w:val="start"/>
+      </w:tblPr>
+      <w:tblGrid>
+        <w:gridCol w:w="2640"/>
+        <w:gridCol w:w="2640"/>
+        <w:gridCol w:w="2640"/>
+      </w:tblGrid>
+      <w:tr>
+        <w:trPr>
+          <w:tblHeader w:val="true"/>
+        </w:trPr>
+        <w:tc>
+          <w:tcPr/>
+          <w:p>
+            <w:pPr>
+              <w:pStyle w:val="Compact"/>
+              <w:jc w:val="left"/>
+            </w:pPr>
+            <w:r>
+              <w:t xml:space="preserve">구조</w:t>
+            </w:r>
+          </w:p>
+        </w:tc>
+        <w:tc>
+          <w:tcPr/>
+          <w:p>
+            <w:pPr>
+              <w:pStyle w:val="Compact"/>
+              <w:jc w:val="left"/>
+            </w:pPr>
+            <w:r>
+              <w:t xml:space="preserve">영어</w:t>
+            </w:r>
+          </w:p>
+        </w:tc>
+        <w:tc>
+          <w:tcPr/>
+          <w:p>
+            <w:pPr>
+              <w:pStyle w:val="Compact"/>
+              <w:jc w:val="left"/>
+            </w:pPr>
+            <w:r>
+              <w:t xml:space="preserve">기능</w:t>
+            </w:r>
+          </w:p>
+        </w:tc>
+      </w:tr>
+      <w:tr>
+        <w:tc>
+          <w:tcPr/>
+          <w:p>
+            <w:pPr>
+              <w:pStyle w:val="Compact"/>
+              <w:jc w:val="left"/>
+            </w:pPr>
+            <w:r>
+              <w:t xml:space="preserve">① 신호(쉽게 말하기)</w:t>
+            </w:r>
+          </w:p>
+        </w:tc>
+        <w:tc>
+          <w:tcPr/>
+          <w:p>
+            <w:pPr>
+              <w:pStyle w:val="Compact"/>
+              <w:jc w:val="left"/>
+            </w:pPr>
+            <w:r>
+              <w:t xml:space="preserve">In plain English:</w:t>
+            </w:r>
+          </w:p>
+        </w:tc>
+        <w:tc>
+          <w:tcPr/>
+          <w:p>
+            <w:pPr>
+              <w:pStyle w:val="Compact"/>
+              <w:jc w:val="left"/>
+            </w:pPr>
+            <w:r>
+              <w:t xml:space="preserve">어려운 용어를 풀어 설명하겠다고 예고</w:t>
+            </w:r>
+          </w:p>
+        </w:tc>
+      </w:tr>
+      <w:tr>
+        <w:tc>
+          <w:tcPr/>
+          <w:p>
+            <w:pPr>
+              <w:pStyle w:val="Compact"/>
+              <w:jc w:val="left"/>
+            </w:pPr>
+            <w:r>
+              <w:t xml:space="preserve">② 핵심 정의(대비)</w:t>
+            </w:r>
+          </w:p>
+        </w:tc>
+        <w:tc>
+          <w:tcPr/>
+          <w:p>
+            <w:pPr>
+              <w:pStyle w:val="Compact"/>
+              <w:jc w:val="left"/>
+            </w:pPr>
+            <w:r>
+              <w:t xml:space="preserve">I give you money now, and I get shares later.</w:t>
+            </w:r>
+          </w:p>
+        </w:tc>
+        <w:tc>
+          <w:tcPr/>
+          <w:p>
+            <w:pPr>
+              <w:pStyle w:val="Compact"/>
+              <w:jc w:val="left"/>
+            </w:pPr>
+            <w:r>
+              <w:t xml:space="preserve">now ↔ later 대비로 개념을 한 문장에 정리</w:t>
+            </w:r>
+          </w:p>
+        </w:tc>
+      </w:tr>
+      <w:tr>
+        <w:tc>
+          <w:tcPr/>
+          <w:p>
+            <w:pPr>
+              <w:pStyle w:val="Compact"/>
+              <w:jc w:val="left"/>
+            </w:pPr>
+            <w:r>
+              <w:t xml:space="preserve">③ 장점</w:t>
+            </w:r>
+          </w:p>
+        </w:tc>
+        <w:tc>
+          <w:tcPr/>
+          <w:p>
+            <w:pPr>
+              <w:pStyle w:val="Compact"/>
+              <w:jc w:val="left"/>
+            </w:pPr>
+            <w:r>
+              <w:t xml:space="preserve">We don’t have to agree on what the company is worth today,</w:t>
+            </w:r>
+          </w:p>
+        </w:tc>
+        <w:tc>
+          <w:tcPr/>
+          <w:p>
+            <w:pPr>
+              <w:pStyle w:val="Compact"/>
+              <w:jc w:val="left"/>
+            </w:pPr>
+            <w:r>
+              <w:t xml:space="preserve">이 방식이 왜 유용한지 설명</w:t>
+            </w:r>
+          </w:p>
+        </w:tc>
+      </w:tr>
+      <w:tr>
+        <w:tc>
+          <w:tcPr/>
+          <w:p>
+            <w:pPr>
+              <w:pStyle w:val="Compact"/>
+              <w:jc w:val="left"/>
+            </w:pPr>
+            <w:r>
+              <w:t xml:space="preserve">④ 이유 보충</w:t>
+            </w:r>
+          </w:p>
+        </w:tc>
+        <w:tc>
+          <w:tcPr/>
+          <w:p>
+            <w:pPr>
+              <w:pStyle w:val="Compact"/>
+              <w:jc w:val="left"/>
+            </w:pPr>
+            <w:r>
+              <w:t xml:space="preserve">which is hard when you have no product.</w:t>
+            </w:r>
+          </w:p>
+        </w:tc>
+        <w:tc>
+          <w:tcPr/>
+          <w:p>
+            <w:pPr>
+              <w:pStyle w:val="Compact"/>
+              <w:jc w:val="left"/>
+            </w:pPr>
+            <w:r>
+              <w:t xml:space="preserve">which로 앞 내용에 이유를 덧붙임</w:t>
+            </w:r>
+          </w:p>
+        </w:tc>
+      </w:tr>
+    </w:tbl>
+    <w:p>
+      <w:pPr>
+        <w:pStyle w:val="BodyText"/>
+      </w:pPr>
+      <w:r>
+        <w:rPr>
+          <w:bCs/>
+          <w:b/>
+        </w:rPr>
+        <w:t xml:space="preserve">활용 패턴:</w:t>
+      </w:r>
+      <w:r>
+        <w:t xml:space="preserve"> </w:t>
+      </w:r>
+      <w:r>
+        <w:t xml:space="preserve">In plain English → 지금 A, 나중에 B → 장점 → which로 이유 보충</w:t>
+      </w:r>
+      <w:r>
+        <w:t xml:space="preserve"> </w:t>
+      </w:r>
+      <w:r>
+        <w:rPr>
+          <w:bCs/>
+          <w:b/>
+        </w:rPr>
+        <w:t xml:space="preserve">연결 표현:</w:t>
+      </w:r>
+      <w:r>
+        <w:t xml:space="preserve"> </w:t>
+      </w:r>
+      <w:r>
+        <w:t xml:space="preserve">In plain English(쉬운 말로 하면) · now…later(지금…나중에) · don’t have to(~할 필요 없다) · which is…(그건 ~이다)</w:t>
+      </w:r>
+      <w:r>
+        <w:t xml:space="preserve"> </w:t>
+      </w:r>
+      <w:r>
+        <w:rPr>
+          <w:bCs/>
+          <w:b/>
+        </w:rPr>
+        <w:t xml:space="preserve">연습:</w:t>
+      </w:r>
+      <w:r>
+        <w:t xml:space="preserve"> </w:t>
+      </w:r>
+      <w:r>
+        <w:t xml:space="preserve">회사의 전문 용어 하나를 신입 동료에게 같은 구조로 30단어 안팎으로 쉽게 설명해 보기.</w:t>
+      </w:r>
+    </w:p>
     <w:bookmarkEnd w:id="30"/>
     <w:bookmarkEnd w:id="31"/>
+    <w:bookmarkEnd w:id="32"/>
     <w:sectPr/>
   </w:body>
 </w:document>

--- a/대본/1부/15화_Terms_on_a_Napkin.docx
+++ b/대본/1부/15화_Terms_on_a_Napkin.docx
@@ -2,7 +2,7 @@
 <file path=word/document.xml><?xml version="1.0" encoding="utf-8"?>
 <w:document xmlns:w="http://schemas.openxmlformats.org/wordprocessingml/2006/main" xmlns:m="http://schemas.openxmlformats.org/officeDocument/2006/math" xmlns:r="http://schemas.openxmlformats.org/officeDocument/2006/relationships" xmlns:o="urn:schemas-microsoft-com:office:office" xmlns:v="urn:schemas-microsoft-com:vml" xmlns:w10="urn:schemas-microsoft-com:office:word" xmlns:a="http://schemas.openxmlformats.org/drawingml/2006/main" xmlns:pic="http://schemas.openxmlformats.org/drawingml/2006/picture" xmlns:wp="http://schemas.openxmlformats.org/drawingml/2006/wordprocessingDrawing">
   <w:body>
-    <w:bookmarkStart w:id="32" w:name="ship-it-1부-15화"/>
+    <w:bookmarkStart w:id="38" w:name="ship-it-1부-15화"/>
     <w:p>
       <w:pPr>
         <w:pStyle w:val="Heading1"/>
@@ -132,257 +132,122 @@
     </w:p>
     <w:p>
       <w:pPr>
-        <w:numPr>
-          <w:ilvl w:val="0"/>
-          <w:numId w:val="1001"/>
-        </w:numPr>
+        <w:pStyle w:val="FirstParagraph"/>
       </w:pPr>
       <w:r>
         <w:t xml:space="preserve">MARCUS: Look at this line. Forty people. For brisket.</w:t>
       </w:r>
-      <w:r>
-        <w:t xml:space="preserve"> </w:t>
-      </w:r>
-      <w:r>
-        <w:t xml:space="preserve">마커스: 이 줄 좀 봐. 마흔 명이야. 브리스킷 먹겠다고.</w:t>
-      </w:r>
-    </w:p>
-    <w:p>
-      <w:pPr>
-        <w:numPr>
-          <w:ilvl w:val="0"/>
-          <w:numId w:val="1001"/>
-        </w:numPr>
+    </w:p>
+    <w:p>
+      <w:pPr>
+        <w:pStyle w:val="BodyText"/>
       </w:pPr>
       <w:r>
         <w:t xml:space="preserve">NOAH: Elaine said she’d save us a table. Outside, by the trees.</w:t>
       </w:r>
-      <w:r>
-        <w:t xml:space="preserve"> </w:t>
-      </w:r>
-      <w:r>
-        <w:t xml:space="preserve">노아: 일레인이 자리를 맡아 두겠다고 했어요. 밖에, 나무 옆에.</w:t>
-      </w:r>
-    </w:p>
-    <w:p>
-      <w:pPr>
-        <w:numPr>
-          <w:ilvl w:val="0"/>
-          <w:numId w:val="1001"/>
-        </w:numPr>
+    </w:p>
+    <w:p>
+      <w:pPr>
+        <w:pStyle w:val="BodyText"/>
       </w:pPr>
       <w:r>
         <w:t xml:space="preserve">PRIYA: I still don’t understand. Five rejections, then a barbecue invite?</w:t>
       </w:r>
-      <w:r>
-        <w:t xml:space="preserve"> </w:t>
-      </w:r>
-      <w:r>
-        <w:t xml:space="preserve">프리야: 난 아직도 이해가 안 돼. 거절 다섯 번 뒤에 바비큐 초대라니?</w:t>
-      </w:r>
-    </w:p>
-    <w:p>
-      <w:pPr>
-        <w:numPr>
-          <w:ilvl w:val="0"/>
-          <w:numId w:val="1001"/>
-        </w:numPr>
+    </w:p>
+    <w:p>
+      <w:pPr>
+        <w:pStyle w:val="BodyText"/>
       </w:pPr>
       <w:r>
         <w:t xml:space="preserve">NOAH: Maybe she wants to reject us in person. With brisket.</w:t>
       </w:r>
-      <w:r>
-        <w:t xml:space="preserve"> </w:t>
-      </w:r>
-      <w:r>
-        <w:t xml:space="preserve">노아: 직접 얼굴 보고 거절하고 싶은가 보지. 브리스킷이랑.</w:t>
-      </w:r>
-    </w:p>
-    <w:p>
-      <w:pPr>
-        <w:numPr>
-          <w:ilvl w:val="0"/>
-          <w:numId w:val="1001"/>
-        </w:numPr>
+    </w:p>
+    <w:p>
+      <w:pPr>
+        <w:pStyle w:val="BodyText"/>
       </w:pPr>
       <w:r>
         <w:t xml:space="preserve">ELAINE: Over here! Noah, Priya. And you must be Marcus.</w:t>
       </w:r>
-      <w:r>
-        <w:t xml:space="preserve"> </w:t>
-      </w:r>
-      <w:r>
-        <w:t xml:space="preserve">일레인: 여기예요! 노아, 프리야. 그리고 당신이 마커스군요.</w:t>
-      </w:r>
-    </w:p>
-    <w:p>
-      <w:pPr>
-        <w:numPr>
-          <w:ilvl w:val="0"/>
-          <w:numId w:val="1001"/>
-        </w:numPr>
+    </w:p>
+    <w:p>
+      <w:pPr>
+        <w:pStyle w:val="BodyText"/>
       </w:pPr>
       <w:r>
         <w:t xml:space="preserve">MARCUS: Yes, ma’am. Nice to finally meet you.</w:t>
       </w:r>
-      <w:r>
-        <w:t xml:space="preserve"> </w:t>
-      </w:r>
-      <w:r>
-        <w:t xml:space="preserve">마커스: 네, 그렇습니다. 드디어 뵙네요.</w:t>
-      </w:r>
-    </w:p>
-    <w:p>
-      <w:pPr>
-        <w:numPr>
-          <w:ilvl w:val="0"/>
-          <w:numId w:val="1001"/>
-        </w:numPr>
+    </w:p>
+    <w:p>
+      <w:pPr>
+        <w:pStyle w:val="BodyText"/>
       </w:pPr>
       <w:r>
         <w:t xml:space="preserve">ELAINE: This is David Kaplan. Dermatologist. Old friend. Very good with money.</w:t>
       </w:r>
-      <w:r>
-        <w:t xml:space="preserve"> </w:t>
-      </w:r>
-      <w:r>
-        <w:t xml:space="preserve">일레인: 이쪽은 데이비드 캐플런. 피부과 의사. 오랜 친구. 돈 관리를 아주 잘해요.</w:t>
-      </w:r>
-    </w:p>
-    <w:p>
-      <w:pPr>
-        <w:numPr>
-          <w:ilvl w:val="0"/>
-          <w:numId w:val="1001"/>
-        </w:numPr>
+    </w:p>
+    <w:p>
+      <w:pPr>
+        <w:pStyle w:val="BodyText"/>
       </w:pPr>
       <w:r>
         <w:t xml:space="preserve">KAPLAN: Better with money than with brisket. I ordered too much.</w:t>
       </w:r>
-      <w:r>
-        <w:t xml:space="preserve"> </w:t>
-      </w:r>
-      <w:r>
-        <w:t xml:space="preserve">캐플런: 브리스킷보다는 돈을 더 잘 다루죠. 너무 많이 시켰어요.</w:t>
-      </w:r>
-    </w:p>
-    <w:p>
-      <w:pPr>
-        <w:numPr>
-          <w:ilvl w:val="0"/>
-          <w:numId w:val="1001"/>
-        </w:numPr>
+    </w:p>
+    <w:p>
+      <w:pPr>
+        <w:pStyle w:val="BodyText"/>
       </w:pPr>
       <w:r>
         <w:t xml:space="preserve">NOAH: Nice to meet you, Dr. Kaplan.</w:t>
       </w:r>
-      <w:r>
-        <w:t xml:space="preserve"> </w:t>
-      </w:r>
-      <w:r>
-        <w:t xml:space="preserve">노아: 반갑습니다, 캐플런 선생님.</w:t>
-      </w:r>
-    </w:p>
-    <w:p>
-      <w:pPr>
-        <w:numPr>
-          <w:ilvl w:val="0"/>
-          <w:numId w:val="1001"/>
-        </w:numPr>
+    </w:p>
+    <w:p>
+      <w:pPr>
+        <w:pStyle w:val="BodyText"/>
       </w:pPr>
       <w:r>
         <w:t xml:space="preserve">KAPLAN: David, please. Where’s Elena?</w:t>
       </w:r>
-      <w:r>
-        <w:t xml:space="preserve"> </w:t>
-      </w:r>
-      <w:r>
-        <w:t xml:space="preserve">캐플런: 데이비드라고 불러요. 엘레나는요?</w:t>
-      </w:r>
-    </w:p>
-    <w:p>
-      <w:pPr>
-        <w:numPr>
-          <w:ilvl w:val="0"/>
-          <w:numId w:val="1001"/>
-        </w:numPr>
+    </w:p>
+    <w:p>
+      <w:pPr>
+        <w:pStyle w:val="BodyText"/>
       </w:pPr>
       <w:r>
         <w:t xml:space="preserve">PRIYA: Her son has a soccer game. She’ll come after.</w:t>
       </w:r>
-      <w:r>
-        <w:t xml:space="preserve"> </w:t>
-      </w:r>
-      <w:r>
-        <w:t xml:space="preserve">프리야: 아들 축구 경기가 있어서요. 끝나고 온대요.</w:t>
-      </w:r>
-    </w:p>
-    <w:p>
-      <w:pPr>
-        <w:numPr>
-          <w:ilvl w:val="0"/>
-          <w:numId w:val="1001"/>
-        </w:numPr>
+    </w:p>
+    <w:p>
+      <w:pPr>
+        <w:pStyle w:val="BodyText"/>
       </w:pPr>
       <w:r>
         <w:t xml:space="preserve">ELAINE: Good. A woman with priorities. Sit, everyone. Eat first, business second. Nobody negotiates well on an empty stomach, and I’d like you all thinking clearly when we talk numbers.</w:t>
       </w:r>
-      <w:r>
-        <w:t xml:space="preserve"> </w:t>
-      </w:r>
-      <w:r>
-        <w:t xml:space="preserve">일레인: 좋아요. 우선순위가 분명한 사람이네요. 다들 앉아요. 먼저 먹고, 일은 그다음. 배고프면 아무도 협상을 잘 못 해요. 숫자 얘기할 때는 다들 맑은 정신이었으면 좋겠어요.</w:t>
-      </w:r>
-    </w:p>
-    <w:p>
-      <w:pPr>
-        <w:numPr>
-          <w:ilvl w:val="0"/>
-          <w:numId w:val="1001"/>
-        </w:numPr>
+    </w:p>
+    <w:p>
+      <w:pPr>
+        <w:pStyle w:val="BodyText"/>
       </w:pPr>
       <w:r>
         <w:t xml:space="preserve">MARCUS: That’s the best rule I’ve heard all week.</w:t>
       </w:r>
-      <w:r>
-        <w:t xml:space="preserve"> </w:t>
-      </w:r>
-      <w:r>
-        <w:t xml:space="preserve">마커스: 이번 주에 들은 규칙 중 최고네요.</w:t>
-      </w:r>
-    </w:p>
-    <w:p>
-      <w:pPr>
-        <w:numPr>
-          <w:ilvl w:val="0"/>
-          <w:numId w:val="1001"/>
-        </w:numPr>
+    </w:p>
+    <w:p>
+      <w:pPr>
+        <w:pStyle w:val="BodyText"/>
       </w:pPr>
       <w:r>
         <w:t xml:space="preserve">ELAINE: Noah, did you bring a napkin?</w:t>
       </w:r>
-      <w:r>
-        <w:t xml:space="preserve"> </w:t>
-      </w:r>
-      <w:r>
-        <w:t xml:space="preserve">일레인: 노아, 냅킨 가져왔어요?</w:t>
-      </w:r>
-    </w:p>
-    <w:p>
-      <w:pPr>
-        <w:numPr>
-          <w:ilvl w:val="0"/>
-          <w:numId w:val="1001"/>
-        </w:numPr>
+    </w:p>
+    <w:p>
+      <w:pPr>
+        <w:pStyle w:val="BodyText"/>
       </w:pPr>
       <w:r>
         <w:t xml:space="preserve">NOAH: I always have a napkin.</w:t>
-      </w:r>
-      <w:r>
-        <w:t xml:space="preserve"> </w:t>
-      </w:r>
-      <w:r>
-        <w:t xml:space="preserve">노아: 냅킨은 항상 있어요.</w:t>
       </w:r>
     </w:p>
     <w:bookmarkEnd w:id="21"/>
@@ -397,654 +262,309 @@
     </w:p>
     <w:p>
       <w:pPr>
-        <w:numPr>
-          <w:ilvl w:val="0"/>
-          <w:numId w:val="1002"/>
-        </w:numPr>
+        <w:pStyle w:val="FirstParagraph"/>
       </w:pPr>
       <w:r>
         <w:t xml:space="preserve">ELAINE: Let me tell you why you’re here. Your email.</w:t>
       </w:r>
+    </w:p>
+    <w:p>
+      <w:pPr>
+        <w:pStyle w:val="BodyText"/>
+      </w:pPr>
+      <w:r>
+        <w:t xml:space="preserve">NOAH: The update? I thought it would scare you away.</w:t>
+      </w:r>
+    </w:p>
+    <w:p>
+      <w:pPr>
+        <w:pStyle w:val="BodyText"/>
+      </w:pPr>
+      <w:r>
+        <w:t xml:space="preserve">ELAINE: Most founders only send good news, so when something goes wrong, I hear it from someone else. You sent the bad news first, and that told me more than your whole deck.</w:t>
+      </w:r>
+    </w:p>
+    <w:p>
+      <w:pPr>
+        <w:pStyle w:val="BodyText"/>
+      </w:pPr>
+      <w:r>
+        <w:t xml:space="preserve">PRIYA: The visa. And the twenty-eight percent.</w:t>
+      </w:r>
+    </w:p>
+    <w:p>
+      <w:pPr>
+        <w:pStyle w:val="BodyText"/>
+      </w:pPr>
+      <w:r>
+        <w:t xml:space="preserve">ELAINE: And you, Priya. You disclosed to Halvern yourself. You lost your job for it.</w:t>
+      </w:r>
+    </w:p>
+    <w:p>
+      <w:pPr>
+        <w:pStyle w:val="BodyText"/>
+      </w:pPr>
+      <w:r>
+        <w:t xml:space="preserve">PRIYA: It was the right thing to do.</w:t>
+      </w:r>
+    </w:p>
+    <w:p>
+      <w:pPr>
+        <w:pStyle w:val="BodyText"/>
+      </w:pPr>
+      <w:r>
+        <w:t xml:space="preserve">ELAINE: Exactly. Honest people under pressure. That’s rarer than good chemistry. Chemistry can be fixed in a lab with time and money, but I’ve never seen anyone fix character that way.</w:t>
+      </w:r>
+    </w:p>
+    <w:p>
+      <w:pPr>
+        <w:pStyle w:val="BodyText"/>
+      </w:pPr>
+      <w:r>
+        <w:t xml:space="preserve">KAPLAN: Elaine called me Thursday night. She said,</w:t>
+      </w:r>
       <w:r>
         <w:t xml:space="preserve"> </w:t>
       </w:r>
       <w:r>
-        <w:t xml:space="preserve">일레인: 왜 여기 불렀는지 말해 줄게요. 당신 이메일이요.</w:t>
-      </w:r>
-    </w:p>
-    <w:p>
-      <w:pPr>
-        <w:numPr>
-          <w:ilvl w:val="0"/>
-          <w:numId w:val="1002"/>
-        </w:numPr>
-      </w:pPr>
-      <w:r>
-        <w:t xml:space="preserve">NOAH: The update? I thought it would scare you away.</w:t>
+        <w:t xml:space="preserve">“</w:t>
+      </w:r>
+      <w:r>
+        <w:t xml:space="preserve">I found a team.</w:t>
+      </w:r>
+      <w:r>
+        <w:t xml:space="preserve">”</w:t>
+      </w:r>
+    </w:p>
+    <w:p>
+      <w:pPr>
+        <w:pStyle w:val="BodyText"/>
+      </w:pPr>
+      <w:r>
+        <w:t xml:space="preserve">MARCUS: Last week she called us a waiting room.</w:t>
+      </w:r>
+    </w:p>
+    <w:p>
+      <w:pPr>
+        <w:pStyle w:val="BodyText"/>
+      </w:pPr>
+      <w:r>
+        <w:t xml:space="preserve">ELAINE: Last week you were. This week, your CTO is free.</w:t>
+      </w:r>
+    </w:p>
+    <w:p>
+      <w:pPr>
+        <w:pStyle w:val="BodyText"/>
+      </w:pPr>
+      <w:r>
+        <w:t xml:space="preserve">NOAH: And our COO?</w:t>
+      </w:r>
+    </w:p>
+    <w:p>
+      <w:pPr>
+        <w:pStyle w:val="BodyText"/>
+      </w:pPr>
+      <w:r>
+        <w:t xml:space="preserve">ELAINE: That depends on Marcus. We’ll get there.</w:t>
+      </w:r>
+    </w:p>
+    <w:p>
+      <w:pPr>
+        <w:pStyle w:val="BodyText"/>
+      </w:pPr>
+      <w:r>
+        <w:t xml:space="preserve">NOAH: So… what are you proposing?</w:t>
+      </w:r>
+    </w:p>
+    <w:p>
+      <w:pPr>
+        <w:pStyle w:val="BodyText"/>
+      </w:pPr>
+      <w:r>
+        <w:t xml:space="preserve">ELAINE: One million dollars. From me.</w:t>
+      </w:r>
+    </w:p>
+    <w:p>
+      <w:pPr>
+        <w:pStyle w:val="BodyText"/>
+      </w:pPr>
+      <w:r>
+        <w:t xml:space="preserve">NOAH: One million?</w:t>
+      </w:r>
+    </w:p>
+    <w:p>
+      <w:pPr>
+        <w:pStyle w:val="BodyText"/>
+      </w:pPr>
+      <w:r>
+        <w:t xml:space="preserve">KAPLAN: And five hundred thousand from three dermatologists. Including me.</w:t>
+      </w:r>
+    </w:p>
+    <w:p>
+      <w:pPr>
+        <w:pStyle w:val="BodyText"/>
+      </w:pPr>
+      <w:r>
+        <w:t xml:space="preserve">PRIYA: That’s one point five million. Exactly our ask.</w:t>
+      </w:r>
+    </w:p>
+    <w:p>
+      <w:pPr>
+        <w:pStyle w:val="BodyText"/>
+      </w:pPr>
+      <w:r>
+        <w:t xml:space="preserve">ELAINE: I read slide ten first. Remember?</w:t>
+      </w:r>
+    </w:p>
+    <w:p>
+      <w:pPr>
+        <w:pStyle w:val="BodyText"/>
+      </w:pPr>
+      <w:r>
+        <w:t xml:space="preserve">MARCUS: What kind of investment is it? Shares?</w:t>
+      </w:r>
+    </w:p>
+    <w:p>
+      <w:pPr>
+        <w:pStyle w:val="BodyText"/>
+      </w:pPr>
+      <w:r>
+        <w:t xml:space="preserve">ELAINE: A SAFE. Simple Agreement for Future Equity.</w:t>
+      </w:r>
+    </w:p>
+    <w:p>
+      <w:pPr>
+        <w:pStyle w:val="BodyText"/>
+      </w:pPr>
+      <w:r>
+        <w:t xml:space="preserve">MARCUS: Another acronym. My list is getting long.</w:t>
+      </w:r>
+    </w:p>
+    <w:p>
+      <w:pPr>
+        <w:pStyle w:val="BodyText"/>
+      </w:pPr>
+      <w:r>
+        <w:t xml:space="preserve">ELAINE: In plain English: I give you money now, and I get shares later. We don’t have to agree on what the company is worth today, which is hard when you have no product.</w:t>
+      </w:r>
+    </w:p>
+    <w:p>
+      <w:pPr>
+        <w:pStyle w:val="BodyText"/>
+      </w:pPr>
+      <w:r>
+        <w:t xml:space="preserve">NOAH: When is</w:t>
       </w:r>
       <w:r>
         <w:t xml:space="preserve"> </w:t>
       </w:r>
       <w:r>
-        <w:t xml:space="preserve">노아: 업데이트요? 오히려 겁먹고 도망가실 줄 알았어요.</w:t>
-      </w:r>
-    </w:p>
-    <w:p>
-      <w:pPr>
-        <w:numPr>
-          <w:ilvl w:val="0"/>
-          <w:numId w:val="1002"/>
-        </w:numPr>
-      </w:pPr>
-      <w:r>
-        <w:t xml:space="preserve">ELAINE: Most founders only send good news, so when something goes wrong, I hear it from someone else. You sent the bad news first, and that told me more than your whole deck.</w:t>
-      </w:r>
-      <w:r>
-        <w:t xml:space="preserve"> </w:t>
-      </w:r>
-      <w:r>
-        <w:t xml:space="preserve">일레인: 대부분의 창업자는 좋은 소식만 보내요. 그래서 뭔가 잘못되면 다른 사람한테서 듣게 되죠. 당신은 나쁜 소식을 먼저 보냈고, 그게 덱 전체보다 더 많은 걸 말해 줬어요.</w:t>
-      </w:r>
-    </w:p>
-    <w:p>
-      <w:pPr>
-        <w:numPr>
-          <w:ilvl w:val="0"/>
-          <w:numId w:val="1002"/>
-        </w:numPr>
-      </w:pPr>
-      <w:r>
-        <w:t xml:space="preserve">PRIYA: The visa. And the twenty-eight percent.</w:t>
-      </w:r>
-      <w:r>
-        <w:t xml:space="preserve"> </w:t>
-      </w:r>
-      <w:r>
-        <w:t xml:space="preserve">프리야: 비자. 그리고 28퍼센트.</w:t>
-      </w:r>
-    </w:p>
-    <w:p>
-      <w:pPr>
-        <w:numPr>
-          <w:ilvl w:val="0"/>
-          <w:numId w:val="1002"/>
-        </w:numPr>
-      </w:pPr>
-      <w:r>
-        <w:t xml:space="preserve">ELAINE: And you, Priya. You disclosed to Halvern yourself. You lost your job for it.</w:t>
-      </w:r>
-      <w:r>
-        <w:t xml:space="preserve"> </w:t>
-      </w:r>
-      <w:r>
-        <w:t xml:space="preserve">일레인: 그리고 프리야, 당신은 할번에 직접 공개했죠. 그래서 직장을 잃었고요.</w:t>
-      </w:r>
-    </w:p>
-    <w:p>
-      <w:pPr>
-        <w:numPr>
-          <w:ilvl w:val="0"/>
-          <w:numId w:val="1002"/>
-        </w:numPr>
-      </w:pPr>
-      <w:r>
-        <w:t xml:space="preserve">PRIYA: It was the right thing to do.</w:t>
-      </w:r>
-      <w:r>
-        <w:t xml:space="preserve"> </w:t>
-      </w:r>
-      <w:r>
-        <w:t xml:space="preserve">프리야: 그게 옳은 일이었어요.</w:t>
-      </w:r>
-    </w:p>
-    <w:p>
-      <w:pPr>
-        <w:numPr>
-          <w:ilvl w:val="0"/>
-          <w:numId w:val="1002"/>
-        </w:numPr>
-      </w:pPr>
-      <w:r>
-        <w:t xml:space="preserve">ELAINE: Exactly. Honest people under pressure. That’s rarer than good chemistry. Chemistry can be fixed in a lab with time and money, but I’ve never seen anyone fix character that way.</w:t>
-      </w:r>
-      <w:r>
-        <w:t xml:space="preserve"> </w:t>
-      </w:r>
-      <w:r>
-        <w:t xml:space="preserve">일레인: 바로 그거예요. 압박 속에서도 정직한 사람들. 그건 좋은 화학보다 드물어요. 화학은 시간과 돈만 있으면 실험실에서 고칠 수 있지만, 인성을 그렇게 고치는 사람은 한 번도 못 봤어요.</w:t>
-      </w:r>
-    </w:p>
-    <w:p>
-      <w:pPr>
-        <w:numPr>
-          <w:ilvl w:val="0"/>
-          <w:numId w:val="1002"/>
-        </w:numPr>
-      </w:pPr>
-      <w:r>
-        <w:t xml:space="preserve">KAPLAN: Elaine called me Thursday night. She said,</w:t>
-      </w:r>
-      <w:r>
-        <w:t xml:space="preserve"> </w:t>
-      </w:r>
-      <w:r>
         <w:t xml:space="preserve">“</w:t>
       </w:r>
       <w:r>
-        <w:t xml:space="preserve">I found a team.</w:t>
+        <w:t xml:space="preserve">later</w:t>
       </w:r>
       <w:r>
         <w:t xml:space="preserve">”</w:t>
       </w:r>
       <w:r>
-        <w:t xml:space="preserve"> </w:t>
-      </w:r>
-      <w:r>
-        <w:t xml:space="preserve">캐플런: 일레인이 목요일 밤에 전화했어요.</w:t>
-      </w:r>
-      <w:r>
-        <w:t xml:space="preserve"> </w:t>
-      </w:r>
-      <w:r>
-        <w:t xml:space="preserve">“</w:t>
-      </w:r>
-      <w:r>
-        <w:t xml:space="preserve">팀을 찾았다</w:t>
-      </w:r>
-      <w:r>
-        <w:t xml:space="preserve">”</w:t>
-      </w:r>
-      <w:r>
-        <w:t xml:space="preserve">고.</w:t>
-      </w:r>
-    </w:p>
-    <w:p>
-      <w:pPr>
-        <w:numPr>
-          <w:ilvl w:val="0"/>
-          <w:numId w:val="1002"/>
-        </w:numPr>
-      </w:pPr>
-      <w:r>
-        <w:t xml:space="preserve">MARCUS: Last week she called us a waiting room.</w:t>
-      </w:r>
-      <w:r>
-        <w:t xml:space="preserve"> </w:t>
-      </w:r>
-      <w:r>
-        <w:t xml:space="preserve">마커스: 지난주엔 우릴 대기실이라고 했는데요.</w:t>
-      </w:r>
-    </w:p>
-    <w:p>
-      <w:pPr>
-        <w:numPr>
-          <w:ilvl w:val="0"/>
-          <w:numId w:val="1002"/>
-        </w:numPr>
-      </w:pPr>
-      <w:r>
-        <w:t xml:space="preserve">ELAINE: Last week you were. This week, your CTO is free.</w:t>
-      </w:r>
-      <w:r>
-        <w:t xml:space="preserve"> </w:t>
-      </w:r>
-      <w:r>
-        <w:t xml:space="preserve">일레인: 지난주엔 그랬죠. 이번 주엔 CTO가 풀려났잖아요.</w:t>
-      </w:r>
-    </w:p>
-    <w:p>
-      <w:pPr>
-        <w:numPr>
-          <w:ilvl w:val="0"/>
-          <w:numId w:val="1002"/>
-        </w:numPr>
-      </w:pPr>
-      <w:r>
-        <w:t xml:space="preserve">NOAH: And our COO?</w:t>
-      </w:r>
-      <w:r>
-        <w:t xml:space="preserve"> </w:t>
-      </w:r>
-      <w:r>
-        <w:t xml:space="preserve">노아: 그럼 우리 COO는요?</w:t>
-      </w:r>
-    </w:p>
-    <w:p>
-      <w:pPr>
-        <w:numPr>
-          <w:ilvl w:val="0"/>
-          <w:numId w:val="1002"/>
-        </w:numPr>
-      </w:pPr>
-      <w:r>
-        <w:t xml:space="preserve">ELAINE: That depends on Marcus. We’ll get there.</w:t>
-      </w:r>
-      <w:r>
-        <w:t xml:space="preserve"> </w:t>
-      </w:r>
-      <w:r>
-        <w:t xml:space="preserve">일레인: 그건 마커스에게 달렸어요. 곧 얘기하죠.</w:t>
-      </w:r>
-    </w:p>
-    <w:p>
-      <w:pPr>
-        <w:numPr>
-          <w:ilvl w:val="0"/>
-          <w:numId w:val="1002"/>
-        </w:numPr>
-      </w:pPr>
-      <w:r>
-        <w:t xml:space="preserve">NOAH: So… what are you proposing?</w:t>
-      </w:r>
-      <w:r>
-        <w:t xml:space="preserve"> </w:t>
-      </w:r>
-      <w:r>
-        <w:t xml:space="preserve">노아: 그래서… 어떤 제안을 하시는 거예요?</w:t>
-      </w:r>
-    </w:p>
-    <w:p>
-      <w:pPr>
-        <w:numPr>
-          <w:ilvl w:val="0"/>
-          <w:numId w:val="1002"/>
-        </w:numPr>
-      </w:pPr>
-      <w:r>
-        <w:t xml:space="preserve">ELAINE: One million dollars. From me.</w:t>
-      </w:r>
-      <w:r>
-        <w:t xml:space="preserve"> </w:t>
-      </w:r>
-      <w:r>
-        <w:t xml:space="preserve">일레인: 100만 달러. 내 돈으로.</w:t>
-      </w:r>
-    </w:p>
-    <w:p>
-      <w:pPr>
-        <w:numPr>
-          <w:ilvl w:val="0"/>
-          <w:numId w:val="1002"/>
-        </w:numPr>
-      </w:pPr>
-      <w:r>
-        <w:t xml:space="preserve">NOAH: One million?</w:t>
-      </w:r>
-      <w:r>
-        <w:t xml:space="preserve"> </w:t>
-      </w:r>
-      <w:r>
-        <w:t xml:space="preserve">노아: 100만 달러요?</w:t>
-      </w:r>
-    </w:p>
-    <w:p>
-      <w:pPr>
-        <w:numPr>
-          <w:ilvl w:val="0"/>
-          <w:numId w:val="1002"/>
-        </w:numPr>
-      </w:pPr>
-      <w:r>
-        <w:t xml:space="preserve">KAPLAN: And five hundred thousand from three dermatologists. Including me.</w:t>
-      </w:r>
-      <w:r>
-        <w:t xml:space="preserve"> </w:t>
-      </w:r>
-      <w:r>
-        <w:t xml:space="preserve">캐플런: 그리고 피부과 의사 세 명이 50만 달러. 저 포함해서요.</w:t>
-      </w:r>
-    </w:p>
-    <w:p>
-      <w:pPr>
-        <w:numPr>
-          <w:ilvl w:val="0"/>
-          <w:numId w:val="1002"/>
-        </w:numPr>
-      </w:pPr>
-      <w:r>
-        <w:t xml:space="preserve">PRIYA: That’s one point five million. Exactly our ask.</w:t>
-      </w:r>
-      <w:r>
-        <w:t xml:space="preserve"> </w:t>
-      </w:r>
-      <w:r>
-        <w:t xml:space="preserve">프리야: 그럼 150만 달러네요. 딱 우리 요청 금액이에요.</w:t>
-      </w:r>
-    </w:p>
-    <w:p>
-      <w:pPr>
-        <w:numPr>
-          <w:ilvl w:val="0"/>
-          <w:numId w:val="1002"/>
-        </w:numPr>
-      </w:pPr>
-      <w:r>
-        <w:t xml:space="preserve">ELAINE: I read slide ten first. Remember?</w:t>
-      </w:r>
-      <w:r>
-        <w:t xml:space="preserve"> </w:t>
-      </w:r>
-      <w:r>
-        <w:t xml:space="preserve">일레인: 난 10번 슬라이드부터 읽는다고 했잖아요. 기억나요?</w:t>
-      </w:r>
-    </w:p>
-    <w:p>
-      <w:pPr>
-        <w:numPr>
-          <w:ilvl w:val="0"/>
-          <w:numId w:val="1002"/>
-        </w:numPr>
-      </w:pPr>
-      <w:r>
-        <w:t xml:space="preserve">MARCUS: What kind of investment is it? Shares?</w:t>
-      </w:r>
-      <w:r>
-        <w:t xml:space="preserve"> </w:t>
-      </w:r>
-      <w:r>
-        <w:t xml:space="preserve">마커스: 어떤 형태의 투자예요? 주식이요?</w:t>
-      </w:r>
-    </w:p>
-    <w:p>
-      <w:pPr>
-        <w:numPr>
-          <w:ilvl w:val="0"/>
-          <w:numId w:val="1002"/>
-        </w:numPr>
-      </w:pPr>
-      <w:r>
-        <w:t xml:space="preserve">ELAINE: A SAFE. Simple Agreement for Future Equity.</w:t>
-      </w:r>
-      <w:r>
-        <w:t xml:space="preserve"> </w:t>
-      </w:r>
-      <w:r>
-        <w:t xml:space="preserve">일레인: SAFE요. 미래 지분에 대한 간단한 계약.</w:t>
-      </w:r>
-    </w:p>
-    <w:p>
-      <w:pPr>
-        <w:numPr>
-          <w:ilvl w:val="0"/>
-          <w:numId w:val="1002"/>
-        </w:numPr>
-      </w:pPr>
-      <w:r>
-        <w:t xml:space="preserve">MARCUS: Another acronym. My list is getting long.</w:t>
-      </w:r>
-      <w:r>
-        <w:t xml:space="preserve"> </w:t>
-      </w:r>
-      <w:r>
-        <w:t xml:space="preserve">마커스: 또 약자네요. 제 목록이 길어지고 있어요.</w:t>
-      </w:r>
-    </w:p>
-    <w:p>
-      <w:pPr>
-        <w:numPr>
-          <w:ilvl w:val="0"/>
-          <w:numId w:val="1002"/>
-        </w:numPr>
-      </w:pPr>
-      <w:r>
-        <w:t xml:space="preserve">ELAINE: In plain English: I give you money now, and I get shares later. We don’t have to agree on what the company is worth today, which is hard when you have no product.</w:t>
-      </w:r>
-      <w:r>
-        <w:t xml:space="preserve"> </w:t>
-      </w:r>
-      <w:r>
-        <w:t xml:space="preserve">일레인: 쉬운 말로 하면: 지금 돈을 주고, 지분은 나중에 받는 거예요. 오늘 회사 가치가 얼마인지 합의하지 않아도 돼요. 제품이 없을 땐 그게 어렵거든요.</w:t>
-      </w:r>
-    </w:p>
-    <w:p>
-      <w:pPr>
-        <w:numPr>
-          <w:ilvl w:val="0"/>
-          <w:numId w:val="1002"/>
-        </w:numPr>
-      </w:pPr>
-      <w:r>
-        <w:t xml:space="preserve">NOAH: When is</w:t>
-      </w:r>
-      <w:r>
-        <w:t xml:space="preserve"> </w:t>
-      </w:r>
-      <w:r>
-        <w:t xml:space="preserve">“</w:t>
-      </w:r>
-      <w:r>
-        <w:t xml:space="preserve">later</w:t>
-      </w:r>
-      <w:r>
-        <w:t xml:space="preserve">”</w:t>
-      </w:r>
-      <w:r>
         <w:t xml:space="preserve">?</w:t>
       </w:r>
-      <w:r>
-        <w:t xml:space="preserve"> </w:t>
-      </w:r>
-      <w:r>
-        <w:t xml:space="preserve">노아:</w:t>
-      </w:r>
-      <w:r>
-        <w:t xml:space="preserve"> </w:t>
-      </w:r>
-      <w:r>
-        <w:t xml:space="preserve">“</w:t>
-      </w:r>
-      <w:r>
-        <w:t xml:space="preserve">나중</w:t>
-      </w:r>
-      <w:r>
-        <w:t xml:space="preserve">”</w:t>
-      </w:r>
-      <w:r>
-        <w:t xml:space="preserve">이 언제예요?</w:t>
-      </w:r>
-    </w:p>
-    <w:p>
-      <w:pPr>
-        <w:numPr>
-          <w:ilvl w:val="0"/>
-          <w:numId w:val="1002"/>
-        </w:numPr>
+    </w:p>
+    <w:p>
+      <w:pPr>
+        <w:pStyle w:val="BodyText"/>
       </w:pPr>
       <w:r>
         <w:t xml:space="preserve">ELAINE: When you raise your next round. The seed round. My money converts then.</w:t>
       </w:r>
-      <w:r>
-        <w:t xml:space="preserve"> </w:t>
-      </w:r>
-      <w:r>
-        <w:t xml:space="preserve">일레인: 다음 라운드, 그러니까 시드 라운드를 받을 때요. 그때 내 돈이 지분으로 바뀌어요.</w:t>
-      </w:r>
-    </w:p>
-    <w:p>
-      <w:pPr>
-        <w:numPr>
-          <w:ilvl w:val="0"/>
-          <w:numId w:val="1002"/>
-        </w:numPr>
+    </w:p>
+    <w:p>
+      <w:pPr>
+        <w:pStyle w:val="BodyText"/>
       </w:pPr>
       <w:r>
         <w:t xml:space="preserve">PRIYA: Converts into how many shares?</w:t>
       </w:r>
-      <w:r>
-        <w:t xml:space="preserve"> </w:t>
-      </w:r>
-      <w:r>
-        <w:t xml:space="preserve">프리야: 몇 주로 바뀌는데요?</w:t>
-      </w:r>
-    </w:p>
-    <w:p>
-      <w:pPr>
-        <w:numPr>
-          <w:ilvl w:val="0"/>
-          <w:numId w:val="1002"/>
-        </w:numPr>
+    </w:p>
+    <w:p>
+      <w:pPr>
+        <w:pStyle w:val="BodyText"/>
       </w:pPr>
       <w:r>
         <w:t xml:space="preserve">ELAINE: That depends on two numbers. The valuation cap and the discount.</w:t>
       </w:r>
-      <w:r>
-        <w:t xml:space="preserve"> </w:t>
-      </w:r>
-      <w:r>
-        <w:t xml:space="preserve">일레인: 숫자 두 개에 달렸어요. 밸류에이션 캡과 할인율.</w:t>
-      </w:r>
-    </w:p>
-    <w:p>
-      <w:pPr>
-        <w:numPr>
-          <w:ilvl w:val="0"/>
-          <w:numId w:val="1002"/>
-        </w:numPr>
+    </w:p>
+    <w:p>
+      <w:pPr>
+        <w:pStyle w:val="BodyText"/>
       </w:pPr>
       <w:r>
         <w:t xml:space="preserve">NOAH: Can you walk us through both?</w:t>
       </w:r>
-      <w:r>
-        <w:t xml:space="preserve"> </w:t>
-      </w:r>
-      <w:r>
-        <w:t xml:space="preserve">노아: 둘 다 차근차근 설명해 주실 수 있어요?</w:t>
-      </w:r>
-    </w:p>
-    <w:p>
-      <w:pPr>
-        <w:numPr>
-          <w:ilvl w:val="0"/>
-          <w:numId w:val="1002"/>
-        </w:numPr>
+    </w:p>
+    <w:p>
+      <w:pPr>
+        <w:pStyle w:val="BodyText"/>
       </w:pPr>
       <w:r>
         <w:t xml:space="preserve">ELAINE: The cap is the maximum company value for my conversion. A ceiling.</w:t>
       </w:r>
-      <w:r>
-        <w:t xml:space="preserve"> </w:t>
-      </w:r>
-      <w:r>
-        <w:t xml:space="preserve">일레인: 캡은 내 돈이 전환될 때 적용되는 회사 가치의 상한선이에요. 천장이죠.</w:t>
-      </w:r>
-    </w:p>
-    <w:p>
-      <w:pPr>
-        <w:numPr>
-          <w:ilvl w:val="0"/>
-          <w:numId w:val="1002"/>
-        </w:numPr>
+    </w:p>
+    <w:p>
+      <w:pPr>
+        <w:pStyle w:val="BodyText"/>
       </w:pPr>
       <w:r>
         <w:t xml:space="preserve">KAPLAN: If the next investors value you higher, we still convert at the cap. That protects us, because we took the risk when nobody else would, and the later investors pay more.</w:t>
       </w:r>
-      <w:r>
-        <w:t xml:space="preserve"> </w:t>
-      </w:r>
-      <w:r>
-        <w:t xml:space="preserve">캐플런: 다음 투자자들이 더 높게 평가해도, 우린 캡 가격으로 전환해요. 그게 우리를 보호해 주죠. 아무도 안 할 때 우리가 리스크를 졌으니까요. 나중 투자자들은 더 많이 내고요.</w:t>
-      </w:r>
-    </w:p>
-    <w:p>
-      <w:pPr>
-        <w:numPr>
-          <w:ilvl w:val="0"/>
-          <w:numId w:val="1002"/>
-        </w:numPr>
+    </w:p>
+    <w:p>
+      <w:pPr>
+        <w:pStyle w:val="BodyText"/>
       </w:pPr>
       <w:r>
         <w:t xml:space="preserve">MARCUS: So early risk buys a better price. Makes sense.</w:t>
       </w:r>
-      <w:r>
-        <w:t xml:space="preserve"> </w:t>
-      </w:r>
-      <w:r>
-        <w:t xml:space="preserve">마커스: 그러니까 초기 리스크가 더 좋은 가격을 사는 거군요. 말이 되네요.</w:t>
-      </w:r>
-    </w:p>
-    <w:p>
-      <w:pPr>
-        <w:numPr>
-          <w:ilvl w:val="0"/>
-          <w:numId w:val="1002"/>
-        </w:numPr>
+    </w:p>
+    <w:p>
+      <w:pPr>
+        <w:pStyle w:val="BodyText"/>
       </w:pPr>
       <w:r>
         <w:t xml:space="preserve">ELAINE: Exactly. And the discount is another reward. Usually twenty percent off.</w:t>
       </w:r>
-      <w:r>
-        <w:t xml:space="preserve"> </w:t>
-      </w:r>
-      <w:r>
-        <w:t xml:space="preserve">일레인: 맞아요. 그리고 할인율은 또 다른 보상이에요. 보통 20퍼센트 할인.</w:t>
-      </w:r>
-    </w:p>
-    <w:p>
-      <w:pPr>
-        <w:numPr>
-          <w:ilvl w:val="0"/>
-          <w:numId w:val="1002"/>
-        </w:numPr>
+    </w:p>
+    <w:p>
+      <w:pPr>
+        <w:pStyle w:val="BodyText"/>
       </w:pPr>
       <w:r>
         <w:t xml:space="preserve">PRIYA: Off the next round’s price.</w:t>
       </w:r>
-      <w:r>
-        <w:t xml:space="preserve"> </w:t>
-      </w:r>
-      <w:r>
-        <w:t xml:space="preserve">프리야: 다음 라운드 가격에서요.</w:t>
-      </w:r>
-    </w:p>
-    <w:p>
-      <w:pPr>
-        <w:numPr>
-          <w:ilvl w:val="0"/>
-          <w:numId w:val="1002"/>
-        </w:numPr>
+    </w:p>
+    <w:p>
+      <w:pPr>
+        <w:pStyle w:val="BodyText"/>
       </w:pPr>
       <w:r>
         <w:t xml:space="preserve">ELAINE: Right. I get whichever is better for me. Cap or discount.</w:t>
       </w:r>
-      <w:r>
-        <w:t xml:space="preserve"> </w:t>
-      </w:r>
-      <w:r>
-        <w:t xml:space="preserve">일레인: 맞아요. 둘 중 나한테 더 유리한 걸 받아요. 캡이든 할인이든.</w:t>
-      </w:r>
-    </w:p>
-    <w:p>
-      <w:pPr>
-        <w:numPr>
-          <w:ilvl w:val="0"/>
-          <w:numId w:val="1002"/>
-        </w:numPr>
+    </w:p>
+    <w:p>
+      <w:pPr>
+        <w:pStyle w:val="BodyText"/>
       </w:pPr>
       <w:r>
         <w:t xml:space="preserve">NOAH: That’s market standard?</w:t>
       </w:r>
-      <w:r>
-        <w:t xml:space="preserve"> </w:t>
-      </w:r>
-      <w:r>
-        <w:t xml:space="preserve">노아: 그게 시장 표준이에요?</w:t>
-      </w:r>
-    </w:p>
-    <w:p>
-      <w:pPr>
-        <w:numPr>
-          <w:ilvl w:val="0"/>
-          <w:numId w:val="1002"/>
-        </w:numPr>
+    </w:p>
+    <w:p>
+      <w:pPr>
+        <w:pStyle w:val="BodyText"/>
       </w:pPr>
       <w:r>
         <w:t xml:space="preserve">ELAINE: Very standard. Your lawyer will confirm. Now, the number.</w:t>
-      </w:r>
-      <w:r>
-        <w:t xml:space="preserve"> </w:t>
-      </w:r>
-      <w:r>
-        <w:t xml:space="preserve">일레인: 아주 표준이에요. 변호사가 확인해 줄 거예요. 자, 이제 숫자.</w:t>
       </w:r>
     </w:p>
     <w:bookmarkEnd w:id="22"/>
@@ -1059,512 +579,242 @@
     </w:p>
     <w:p>
       <w:pPr>
-        <w:numPr>
-          <w:ilvl w:val="0"/>
-          <w:numId w:val="1003"/>
-        </w:numPr>
+        <w:pStyle w:val="FirstParagraph"/>
       </w:pPr>
       <w:r>
         <w:t xml:space="preserve">ELAINE: What cap did you have in mind, Noah?</w:t>
       </w:r>
-      <w:r>
-        <w:t xml:space="preserve"> </w:t>
-      </w:r>
-      <w:r>
-        <w:t xml:space="preserve">일레인: 캡은 얼마로 생각했어요, 노아?</w:t>
-      </w:r>
-    </w:p>
-    <w:p>
-      <w:pPr>
-        <w:numPr>
-          <w:ilvl w:val="0"/>
-          <w:numId w:val="1003"/>
-        </w:numPr>
+    </w:p>
+    <w:p>
+      <w:pPr>
+        <w:pStyle w:val="BodyText"/>
       </w:pPr>
       <w:r>
         <w:t xml:space="preserve">NOAH: Ten million dollars.</w:t>
       </w:r>
-      <w:r>
-        <w:t xml:space="preserve"> </w:t>
-      </w:r>
-      <w:r>
-        <w:t xml:space="preserve">노아: 1,000만 달러요.</w:t>
-      </w:r>
-    </w:p>
-    <w:p>
-      <w:pPr>
-        <w:numPr>
-          <w:ilvl w:val="0"/>
-          <w:numId w:val="1003"/>
-        </w:numPr>
+    </w:p>
+    <w:p>
+      <w:pPr>
+        <w:pStyle w:val="BodyText"/>
       </w:pPr>
       <w:r>
         <w:t xml:space="preserve">ELAINE: Ten. Okay. I was thinking six.</w:t>
       </w:r>
-      <w:r>
-        <w:t xml:space="preserve"> </w:t>
-      </w:r>
-      <w:r>
-        <w:t xml:space="preserve">일레인: 10이라. 그래요. 난 6을 생각했어요.</w:t>
-      </w:r>
-    </w:p>
-    <w:p>
-      <w:pPr>
-        <w:numPr>
-          <w:ilvl w:val="0"/>
-          <w:numId w:val="1003"/>
-        </w:numPr>
+    </w:p>
+    <w:p>
+      <w:pPr>
+        <w:pStyle w:val="BodyText"/>
       </w:pPr>
       <w:r>
         <w:t xml:space="preserve">NOAH: Six feels low for what we’re building.</w:t>
       </w:r>
-      <w:r>
-        <w:t xml:space="preserve"> </w:t>
-      </w:r>
-      <w:r>
-        <w:t xml:space="preserve">노아: 우리가 만드는 것에 비하면 6은 낮게 느껴져요.</w:t>
-      </w:r>
-    </w:p>
-    <w:p>
-      <w:pPr>
-        <w:numPr>
-          <w:ilvl w:val="0"/>
-          <w:numId w:val="1003"/>
-        </w:numPr>
+    </w:p>
+    <w:p>
+      <w:pPr>
+        <w:pStyle w:val="BodyText"/>
       </w:pPr>
       <w:r>
         <w:t xml:space="preserve">ELAINE: You have no product, no data, and one test result, and that result lost twenty-eight percent of its strength. Ten is a price for proof. Why should I pay it now?</w:t>
       </w:r>
-      <w:r>
-        <w:t xml:space="preserve"> </w:t>
-      </w:r>
-      <w:r>
-        <w:t xml:space="preserve">일레인: 제품도 없고, 데이터도 없고, 시험 결과 하나뿐인데, 그 결과도 강도가 28퍼센트 떨어졌어요. 10은 증명된 회사의 가격이에요. 왜 내가 지금 그걸 내야 하죠?</w:t>
-      </w:r>
-    </w:p>
-    <w:p>
-      <w:pPr>
-        <w:numPr>
-          <w:ilvl w:val="0"/>
-          <w:numId w:val="1003"/>
-        </w:numPr>
+    </w:p>
+    <w:p>
+      <w:pPr>
+        <w:pStyle w:val="BodyText"/>
       </w:pPr>
       <w:r>
         <w:t xml:space="preserve">NOAH: Because the market is huge. And our team is complete now.</w:t>
       </w:r>
-      <w:r>
-        <w:t xml:space="preserve"> </w:t>
-      </w:r>
-      <w:r>
-        <w:t xml:space="preserve">노아: 시장이 엄청나니까요. 그리고 이제 팀이 완성됐으니까요.</w:t>
-      </w:r>
-    </w:p>
-    <w:p>
-      <w:pPr>
-        <w:numPr>
-          <w:ilvl w:val="0"/>
-          <w:numId w:val="1003"/>
-        </w:numPr>
+    </w:p>
+    <w:p>
+      <w:pPr>
+        <w:pStyle w:val="BodyText"/>
       </w:pPr>
       <w:r>
         <w:t xml:space="preserve">ELAINE: Almost complete. Marcus still has a day job.</w:t>
       </w:r>
-      <w:r>
-        <w:t xml:space="preserve"> </w:t>
-      </w:r>
-      <w:r>
-        <w:t xml:space="preserve">일레인: 거의 완성이죠. 마커스는 아직 본업이 있어요.</w:t>
-      </w:r>
-    </w:p>
-    <w:p>
-      <w:pPr>
-        <w:numPr>
-          <w:ilvl w:val="0"/>
-          <w:numId w:val="1003"/>
-        </w:numPr>
+    </w:p>
+    <w:p>
+      <w:pPr>
+        <w:pStyle w:val="BodyText"/>
       </w:pPr>
       <w:r>
         <w:t xml:space="preserve">MARCUS: Not for long, ma’am. If this money is real, I’m all in. I’ve been waiting for a payroll, not for a reason. I already have plenty of reasons.</w:t>
       </w:r>
-      <w:r>
-        <w:t xml:space="preserve"> </w:t>
-      </w:r>
-      <w:r>
-        <w:t xml:space="preserve">마커스: 오래가진 않습니다. 이 돈이 진짜라면 전 올인합니다. 제가 기다린 건 월급이지, 이유가 아니었어요. 이유는 이미 충분히 있거든요.</w:t>
-      </w:r>
-    </w:p>
-    <w:p>
-      <w:pPr>
-        <w:numPr>
-          <w:ilvl w:val="0"/>
-          <w:numId w:val="1003"/>
-        </w:numPr>
+    </w:p>
+    <w:p>
+      <w:pPr>
+        <w:pStyle w:val="BodyText"/>
       </w:pPr>
       <w:r>
         <w:t xml:space="preserve">ELAINE: Good. Then I’ll go to seven.</w:t>
       </w:r>
-      <w:r>
-        <w:t xml:space="preserve"> </w:t>
-      </w:r>
-      <w:r>
-        <w:t xml:space="preserve">일레인: 좋아요. 그럼 7까지 올리죠.</w:t>
-      </w:r>
-    </w:p>
-    <w:p>
-      <w:pPr>
-        <w:numPr>
-          <w:ilvl w:val="0"/>
-          <w:numId w:val="1003"/>
-        </w:numPr>
+    </w:p>
+    <w:p>
+      <w:pPr>
+        <w:pStyle w:val="BodyText"/>
       </w:pPr>
       <w:r>
         <w:t xml:space="preserve">NOAH: Can we meet halfway? Eight and a half?</w:t>
       </w:r>
-      <w:r>
-        <w:t xml:space="preserve"> </w:t>
-      </w:r>
-      <w:r>
-        <w:t xml:space="preserve">노아: 중간에서 만날 수 있을까요? 850만?</w:t>
-      </w:r>
-    </w:p>
-    <w:p>
-      <w:pPr>
-        <w:numPr>
-          <w:ilvl w:val="0"/>
-          <w:numId w:val="1003"/>
-        </w:numPr>
+    </w:p>
+    <w:p>
+      <w:pPr>
+        <w:pStyle w:val="BodyText"/>
       </w:pPr>
       <w:r>
         <w:t xml:space="preserve">ELAINE: Halfway between six and ten is eight. Not eight and a half.</w:t>
       </w:r>
-      <w:r>
-        <w:t xml:space="preserve"> </w:t>
-      </w:r>
-      <w:r>
-        <w:t xml:space="preserve">일레인: 6과 10의 중간은 8이에요. 8.5가 아니라.</w:t>
-      </w:r>
-    </w:p>
-    <w:p>
-      <w:pPr>
-        <w:numPr>
-          <w:ilvl w:val="0"/>
-          <w:numId w:val="1003"/>
-        </w:numPr>
+    </w:p>
+    <w:p>
+      <w:pPr>
+        <w:pStyle w:val="BodyText"/>
       </w:pPr>
       <w:r>
         <w:t xml:space="preserve">PRIYA: She’s right. That’s simple math.</w:t>
       </w:r>
-      <w:r>
-        <w:t xml:space="preserve"> </w:t>
-      </w:r>
-      <w:r>
-        <w:t xml:space="preserve">프리야: 맞는 말씀이야. 간단한 계산이잖아.</w:t>
-      </w:r>
-    </w:p>
-    <w:p>
-      <w:pPr>
-        <w:numPr>
-          <w:ilvl w:val="0"/>
-          <w:numId w:val="1003"/>
-        </w:numPr>
+    </w:p>
+    <w:p>
+      <w:pPr>
+        <w:pStyle w:val="BodyText"/>
       </w:pPr>
       <w:r>
         <w:t xml:space="preserve">NOAH: Whose side are you on?</w:t>
       </w:r>
-      <w:r>
-        <w:t xml:space="preserve"> </w:t>
-      </w:r>
-      <w:r>
-        <w:t xml:space="preserve">노아: 넌 누구 편이야?</w:t>
-      </w:r>
-    </w:p>
-    <w:p>
-      <w:pPr>
-        <w:numPr>
-          <w:ilvl w:val="0"/>
-          <w:numId w:val="1003"/>
-        </w:numPr>
+    </w:p>
+    <w:p>
+      <w:pPr>
+        <w:pStyle w:val="BodyText"/>
       </w:pPr>
       <w:r>
         <w:t xml:space="preserve">PRIYA: The side of correct numbers. Always.</w:t>
       </w:r>
-      <w:r>
-        <w:t xml:space="preserve"> </w:t>
-      </w:r>
-      <w:r>
-        <w:t xml:space="preserve">프리야: 정확한 숫자 편. 언제나.</w:t>
-      </w:r>
-    </w:p>
-    <w:p>
-      <w:pPr>
-        <w:numPr>
-          <w:ilvl w:val="0"/>
-          <w:numId w:val="1003"/>
-        </w:numPr>
+    </w:p>
+    <w:p>
+      <w:pPr>
+        <w:pStyle w:val="BodyText"/>
       </w:pPr>
       <w:r>
         <w:t xml:space="preserve">KAPLAN: Eight million, twenty percent discount. That’s fair for everyone.</w:t>
       </w:r>
-      <w:r>
-        <w:t xml:space="preserve"> </w:t>
-      </w:r>
-      <w:r>
-        <w:t xml:space="preserve">캐플런: 800만, 20퍼센트 할인. 모두에게 공정해요.</w:t>
-      </w:r>
-    </w:p>
-    <w:p>
-      <w:pPr>
-        <w:numPr>
-          <w:ilvl w:val="0"/>
-          <w:numId w:val="1003"/>
-        </w:numPr>
+    </w:p>
+    <w:p>
+      <w:pPr>
+        <w:pStyle w:val="BodyText"/>
       </w:pPr>
       <w:r>
         <w:t xml:space="preserve">ELAINE: I agree. Eight, with a twenty percent discount.</w:t>
       </w:r>
-      <w:r>
-        <w:t xml:space="preserve"> </w:t>
-      </w:r>
-      <w:r>
-        <w:t xml:space="preserve">일레인: 동의해요. 8에 20퍼센트 할인.</w:t>
-      </w:r>
-    </w:p>
-    <w:p>
-      <w:pPr>
-        <w:numPr>
-          <w:ilvl w:val="0"/>
-          <w:numId w:val="1003"/>
-        </w:numPr>
+    </w:p>
+    <w:p>
+      <w:pPr>
+        <w:pStyle w:val="BodyText"/>
       </w:pPr>
       <w:r>
         <w:t xml:space="preserve">NOAH: Let me think out loud. One point five on an eight million cap.</w:t>
       </w:r>
-      <w:r>
-        <w:t xml:space="preserve"> </w:t>
-      </w:r>
-      <w:r>
-        <w:t xml:space="preserve">노아: 소리 내서 생각해 볼게요. 캡 800만에 150만.</w:t>
-      </w:r>
-    </w:p>
-    <w:p>
-      <w:pPr>
-        <w:numPr>
-          <w:ilvl w:val="0"/>
-          <w:numId w:val="1003"/>
-        </w:numPr>
+    </w:p>
+    <w:p>
+      <w:pPr>
+        <w:pStyle w:val="BodyText"/>
       </w:pPr>
       <w:r>
         <w:t xml:space="preserve">ELAINE: Go ahead. Show your work.</w:t>
       </w:r>
-      <w:r>
-        <w:t xml:space="preserve"> </w:t>
-      </w:r>
-      <w:r>
-        <w:t xml:space="preserve">일레인: 해 봐요. 풀이 과정을 보여 줘요.</w:t>
-      </w:r>
-    </w:p>
-    <w:p>
-      <w:pPr>
-        <w:numPr>
-          <w:ilvl w:val="0"/>
-          <w:numId w:val="1003"/>
-        </w:numPr>
+    </w:p>
+    <w:p>
+      <w:pPr>
+        <w:pStyle w:val="BodyText"/>
       </w:pPr>
       <w:r>
         <w:t xml:space="preserve">MARCUS: She sounds like Denise.</w:t>
       </w:r>
-      <w:r>
-        <w:t xml:space="preserve"> </w:t>
-      </w:r>
-      <w:r>
-        <w:t xml:space="preserve">마커스: 데니스처럼 말하시네.</w:t>
-      </w:r>
-    </w:p>
-    <w:p>
-      <w:pPr>
-        <w:numPr>
-          <w:ilvl w:val="0"/>
-          <w:numId w:val="1003"/>
-        </w:numPr>
+    </w:p>
+    <w:p>
+      <w:pPr>
+        <w:pStyle w:val="BodyText"/>
       </w:pPr>
       <w:r>
         <w:t xml:space="preserve">NOAH: One point five divided by eight. About nineteen percent.</w:t>
       </w:r>
-      <w:r>
-        <w:t xml:space="preserve"> </w:t>
-      </w:r>
-      <w:r>
-        <w:t xml:space="preserve">노아: 150만 나누기 800만. 약 19퍼센트.</w:t>
-      </w:r>
-    </w:p>
-    <w:p>
-      <w:pPr>
-        <w:numPr>
-          <w:ilvl w:val="0"/>
-          <w:numId w:val="1003"/>
-        </w:numPr>
+    </w:p>
+    <w:p>
+      <w:pPr>
+        <w:pStyle w:val="BodyText"/>
       </w:pPr>
       <w:r>
         <w:t xml:space="preserve">ELAINE: Roughly. So you four keep about eighty-one percent. For now.</w:t>
       </w:r>
-      <w:r>
-        <w:t xml:space="preserve"> </w:t>
-      </w:r>
-      <w:r>
-        <w:t xml:space="preserve">일레인: 대략요. 그러니까 네 분은 약 81퍼센트를 갖게 돼요. 당분간은.</w:t>
-      </w:r>
-    </w:p>
-    <w:p>
-      <w:pPr>
-        <w:numPr>
-          <w:ilvl w:val="0"/>
-          <w:numId w:val="1003"/>
-        </w:numPr>
+    </w:p>
+    <w:p>
+      <w:pPr>
+        <w:pStyle w:val="BodyText"/>
       </w:pPr>
       <w:r>
         <w:t xml:space="preserve">PRIYA: Eighty-one percent of something is better than one hundred percent of nothing. Right now we own all of a company with seven thousand dollars in the bank. That’s not much.</w:t>
       </w:r>
-      <w:r>
-        <w:t xml:space="preserve"> </w:t>
-      </w:r>
-      <w:r>
-        <w:t xml:space="preserve">프리야: 무언가의 81퍼센트가 아무것도 아닌 것의 100퍼센트보다 낫지. 지금 우린 통장에 7천 달러 있는 회사를 100퍼센트 갖고 있어. 그건 별거 아니잖아.</w:t>
-      </w:r>
-    </w:p>
-    <w:p>
-      <w:pPr>
-        <w:numPr>
-          <w:ilvl w:val="0"/>
-          <w:numId w:val="1003"/>
-        </w:numPr>
+    </w:p>
+    <w:p>
+      <w:pPr>
+        <w:pStyle w:val="BodyText"/>
       </w:pPr>
       <w:r>
         <w:t xml:space="preserve">NOAH: Okay. Eight million, twenty percent. I can live with that.</w:t>
       </w:r>
-      <w:r>
-        <w:t xml:space="preserve"> </w:t>
-      </w:r>
-      <w:r>
-        <w:t xml:space="preserve">노아: 좋아요. 800만, 20퍼센트. 받아들일 수 있어요.</w:t>
-      </w:r>
-    </w:p>
-    <w:p>
-      <w:pPr>
-        <w:numPr>
-          <w:ilvl w:val="0"/>
-          <w:numId w:val="1003"/>
-        </w:numPr>
+    </w:p>
+    <w:p>
+      <w:pPr>
+        <w:pStyle w:val="BodyText"/>
       </w:pPr>
       <w:r>
         <w:t xml:space="preserve">ELAINE: Good. That’s a fair ask. And a fair answer.</w:t>
       </w:r>
-      <w:r>
-        <w:t xml:space="preserve"> </w:t>
-      </w:r>
-      <w:r>
-        <w:t xml:space="preserve">일레인: 좋아요. 공정한 요청이었고, 공정한 답이에요.</w:t>
-      </w:r>
-    </w:p>
-    <w:p>
-      <w:pPr>
-        <w:numPr>
-          <w:ilvl w:val="0"/>
-          <w:numId w:val="1003"/>
-        </w:numPr>
+    </w:p>
+    <w:p>
+      <w:pPr>
+        <w:pStyle w:val="BodyText"/>
       </w:pPr>
       <w:r>
         <w:t xml:space="preserve">NOAH: Any other terms?</w:t>
       </w:r>
-      <w:r>
-        <w:t xml:space="preserve"> </w:t>
-      </w:r>
-      <w:r>
-        <w:t xml:space="preserve">노아: 다른 조건이 있나요?</w:t>
-      </w:r>
-    </w:p>
-    <w:p>
-      <w:pPr>
-        <w:numPr>
-          <w:ilvl w:val="0"/>
-          <w:numId w:val="1003"/>
-        </w:numPr>
+    </w:p>
+    <w:p>
+      <w:pPr>
+        <w:pStyle w:val="BodyText"/>
       </w:pPr>
       <w:r>
         <w:t xml:space="preserve">ELAINE: Pro rata rights. I can invest more in the next round.</w:t>
       </w:r>
-      <w:r>
-        <w:t xml:space="preserve"> </w:t>
-      </w:r>
-      <w:r>
-        <w:t xml:space="preserve">일레인: 프로라타 권리요. 다음 라운드에 추가로 투자할 수 있는 권리.</w:t>
-      </w:r>
-    </w:p>
-    <w:p>
-      <w:pPr>
-        <w:numPr>
-          <w:ilvl w:val="0"/>
-          <w:numId w:val="1003"/>
-        </w:numPr>
+    </w:p>
+    <w:p>
+      <w:pPr>
+        <w:pStyle w:val="BodyText"/>
       </w:pPr>
       <w:r>
         <w:t xml:space="preserve">PRIYA: That’s a good sign, right? You want to invest more later.</w:t>
       </w:r>
-      <w:r>
-        <w:t xml:space="preserve"> </w:t>
-      </w:r>
-      <w:r>
-        <w:t xml:space="preserve">프리야: 그거 좋은 신호죠? 나중에 더 투자하고 싶으시다는 거니까.</w:t>
-      </w:r>
-    </w:p>
-    <w:p>
-      <w:pPr>
-        <w:numPr>
-          <w:ilvl w:val="0"/>
-          <w:numId w:val="1003"/>
-        </w:numPr>
+    </w:p>
+    <w:p>
+      <w:pPr>
+        <w:pStyle w:val="BodyText"/>
       </w:pPr>
       <w:r>
         <w:t xml:space="preserve">ELAINE: Only if you prove the one thing. I’m optimistic, not stupid. If the data is good, I’ll want more of this company. If it isn’t, I’ll keep my money.</w:t>
       </w:r>
-      <w:r>
-        <w:t xml:space="preserve"> </w:t>
-      </w:r>
-      <w:r>
-        <w:t xml:space="preserve">일레인: 핵심을 증명한다면요. 낙관적인 거지, 바보는 아니에요. 데이터가 좋으면 이 회사를 더 갖고 싶어지겠죠. 아니면 내 돈은 내가 갖고 있을 거고요.</w:t>
-      </w:r>
-    </w:p>
-    <w:p>
-      <w:pPr>
-        <w:numPr>
-          <w:ilvl w:val="0"/>
-          <w:numId w:val="1003"/>
-        </w:numPr>
+    </w:p>
+    <w:p>
+      <w:pPr>
+        <w:pStyle w:val="BodyText"/>
       </w:pPr>
       <w:r>
         <w:t xml:space="preserve">NOAH: Fair. Let me write it down. Napkin time.</w:t>
       </w:r>
-      <w:r>
-        <w:t xml:space="preserve"> </w:t>
-      </w:r>
-      <w:r>
-        <w:t xml:space="preserve">노아: 맞아요. 적어 둘게요. 냅킨 시간이에요.</w:t>
-      </w:r>
-    </w:p>
-    <w:p>
-      <w:pPr>
-        <w:numPr>
-          <w:ilvl w:val="0"/>
-          <w:numId w:val="1003"/>
-        </w:numPr>
+    </w:p>
+    <w:p>
+      <w:pPr>
+        <w:pStyle w:val="BodyText"/>
       </w:pPr>
       <w:r>
         <w:t xml:space="preserve">KAPLAN: I’ve seen many deals. Never one on a barbecue napkin.</w:t>
-      </w:r>
-      <w:r>
-        <w:t xml:space="preserve"> </w:t>
-      </w:r>
-      <w:r>
-        <w:t xml:space="preserve">캐플런: 거래를 많이 봤지만, 바비큐 냅킨 위에서 하는 건 처음이네요.</w:t>
       </w:r>
     </w:p>
     <w:bookmarkEnd w:id="23"/>
@@ -1579,427 +829,202 @@
     </w:p>
     <w:p>
       <w:pPr>
-        <w:numPr>
-          <w:ilvl w:val="0"/>
-          <w:numId w:val="1004"/>
-        </w:numPr>
+        <w:pStyle w:val="FirstParagraph"/>
       </w:pPr>
       <w:r>
         <w:t xml:space="preserve">ELAINE: Before you write, my conditions. Four of them.</w:t>
       </w:r>
-      <w:r>
-        <w:t xml:space="preserve"> </w:t>
-      </w:r>
-      <w:r>
-        <w:t xml:space="preserve">일레인: 쓰기 전에, 내 조건이요. 네 가지.</w:t>
-      </w:r>
-    </w:p>
-    <w:p>
-      <w:pPr>
-        <w:numPr>
-          <w:ilvl w:val="0"/>
-          <w:numId w:val="1004"/>
-        </w:numPr>
+    </w:p>
+    <w:p>
+      <w:pPr>
+        <w:pStyle w:val="BodyText"/>
       </w:pPr>
       <w:r>
         <w:t xml:space="preserve">NOAH: I’m listening.</w:t>
       </w:r>
-      <w:r>
-        <w:t xml:space="preserve"> </w:t>
-      </w:r>
-      <w:r>
-        <w:t xml:space="preserve">노아: 듣고 있어요.</w:t>
-      </w:r>
-    </w:p>
-    <w:p>
-      <w:pPr>
-        <w:numPr>
-          <w:ilvl w:val="0"/>
-          <w:numId w:val="1004"/>
-        </w:numPr>
+    </w:p>
+    <w:p>
+      <w:pPr>
+        <w:pStyle w:val="BodyText"/>
       </w:pPr>
       <w:r>
         <w:t xml:space="preserve">ELAINE: One. Marcus goes full-time the day the money arrives.</w:t>
       </w:r>
-      <w:r>
-        <w:t xml:space="preserve"> </w:t>
-      </w:r>
-      <w:r>
-        <w:t xml:space="preserve">일레인: 하나. 돈이 들어오는 날 마커스는 풀타임으로 합류해요.</w:t>
-      </w:r>
-    </w:p>
-    <w:p>
-      <w:pPr>
-        <w:numPr>
-          <w:ilvl w:val="0"/>
-          <w:numId w:val="1004"/>
-        </w:numPr>
+    </w:p>
+    <w:p>
+      <w:pPr>
+        <w:pStyle w:val="BodyText"/>
       </w:pPr>
       <w:r>
         <w:t xml:space="preserve">MARCUS: Payroll first, then all in. That was my condition too.</w:t>
       </w:r>
-      <w:r>
-        <w:t xml:space="preserve"> </w:t>
-      </w:r>
-      <w:r>
-        <w:t xml:space="preserve">마커스: 월급 먼저, 그다음 올인. 그건 제 조건이기도 했어요.</w:t>
-      </w:r>
-    </w:p>
-    <w:p>
-      <w:pPr>
-        <w:numPr>
-          <w:ilvl w:val="0"/>
-          <w:numId w:val="1004"/>
-        </w:numPr>
+    </w:p>
+    <w:p>
+      <w:pPr>
+        <w:pStyle w:val="BodyText"/>
       </w:pPr>
       <w:r>
         <w:t xml:space="preserve">ELAINE: Then we agree. Two. Priya’s H-1B transfer is filed within two weeks.</w:t>
       </w:r>
-      <w:r>
-        <w:t xml:space="preserve"> </w:t>
-      </w:r>
-      <w:r>
-        <w:t xml:space="preserve">일레인: 그럼 합의네요. 둘. 프리야의 H-1B 이전을 2주 안에 신청할 것.</w:t>
-      </w:r>
-    </w:p>
-    <w:p>
-      <w:pPr>
-        <w:numPr>
-          <w:ilvl w:val="0"/>
-          <w:numId w:val="1004"/>
-        </w:numPr>
+    </w:p>
+    <w:p>
+      <w:pPr>
+        <w:pStyle w:val="BodyText"/>
       </w:pPr>
       <w:r>
         <w:t xml:space="preserve">PRIYA: Two weeks. Diane can do that. I’ll make sure.</w:t>
       </w:r>
-      <w:r>
-        <w:t xml:space="preserve"> </w:t>
-      </w:r>
-      <w:r>
-        <w:t xml:space="preserve">프리야: 2주. 다이앤이라면 할 수 있어요. 제가 꼭 챙길게요.</w:t>
-      </w:r>
-    </w:p>
-    <w:p>
-      <w:pPr>
-        <w:numPr>
-          <w:ilvl w:val="0"/>
-          <w:numId w:val="1004"/>
-        </w:numPr>
+    </w:p>
+    <w:p>
+      <w:pPr>
+        <w:pStyle w:val="BodyText"/>
       </w:pPr>
       <w:r>
         <w:t xml:space="preserve">ELAINE: Three. A monthly update, like the one you sent, with good news and bad. I don’t want surprises. If something breaks, I want to hear it from you, not from someone else.</w:t>
       </w:r>
-      <w:r>
-        <w:t xml:space="preserve"> </w:t>
-      </w:r>
-      <w:r>
-        <w:t xml:space="preserve">일레인: 셋. 매달 업데이트. 당신이 보낸 것처럼 좋은 소식도 나쁜 소식도. 깜짝 놀랄 일은 싫어요. 뭔가 잘못되면, 다른 사람이 아니라 당신한테서 듣고 싶어요.</w:t>
-      </w:r>
-    </w:p>
-    <w:p>
-      <w:pPr>
-        <w:numPr>
-          <w:ilvl w:val="0"/>
-          <w:numId w:val="1004"/>
-        </w:numPr>
+    </w:p>
+    <w:p>
+      <w:pPr>
+        <w:pStyle w:val="BodyText"/>
       </w:pPr>
       <w:r>
         <w:t xml:space="preserve">NOAH: Every month. I promise.</w:t>
       </w:r>
-      <w:r>
-        <w:t xml:space="preserve"> </w:t>
-      </w:r>
-      <w:r>
-        <w:t xml:space="preserve">노아: 매달요. 약속해요.</w:t>
-      </w:r>
-    </w:p>
-    <w:p>
-      <w:pPr>
-        <w:numPr>
-          <w:ilvl w:val="0"/>
-          <w:numId w:val="1004"/>
-        </w:numPr>
+    </w:p>
+    <w:p>
+      <w:pPr>
+        <w:pStyle w:val="BodyText"/>
       </w:pPr>
       <w:r>
         <w:t xml:space="preserve">ELAINE: Four. Pro rata, as I said. That’s all.</w:t>
       </w:r>
-      <w:r>
-        <w:t xml:space="preserve"> </w:t>
-      </w:r>
-      <w:r>
-        <w:t xml:space="preserve">일레인: 넷. 아까 말한 프로라타. 그게 다예요.</w:t>
-      </w:r>
-    </w:p>
-    <w:p>
-      <w:pPr>
-        <w:numPr>
-          <w:ilvl w:val="0"/>
-          <w:numId w:val="1004"/>
-        </w:numPr>
+    </w:p>
+    <w:p>
+      <w:pPr>
+        <w:pStyle w:val="BodyText"/>
       </w:pPr>
       <w:r>
         <w:t xml:space="preserve">MARCUS: Excuse me. I need to make a call. To my wife.</w:t>
       </w:r>
-      <w:r>
-        <w:t xml:space="preserve"> </w:t>
-      </w:r>
-      <w:r>
-        <w:t xml:space="preserve">마커스: 실례할게요. 전화 한 통 해야 해요. 아내한테.</w:t>
-      </w:r>
-    </w:p>
-    <w:p>
-      <w:pPr>
-        <w:numPr>
-          <w:ilvl w:val="0"/>
-          <w:numId w:val="1004"/>
-        </w:numPr>
+    </w:p>
+    <w:p>
+      <w:pPr>
+        <w:pStyle w:val="BodyText"/>
       </w:pPr>
       <w:r>
         <w:t xml:space="preserve">DENISE: Marcus? Is it good news or bad news?</w:t>
       </w:r>
-      <w:r>
-        <w:t xml:space="preserve"> </w:t>
-      </w:r>
-      <w:r>
-        <w:t xml:space="preserve">데니스: 마커스? 좋은 소식이야, 나쁜 소식이야?</w:t>
-      </w:r>
-    </w:p>
-    <w:p>
-      <w:pPr>
-        <w:numPr>
-          <w:ilvl w:val="0"/>
-          <w:numId w:val="1004"/>
-        </w:numPr>
+    </w:p>
+    <w:p>
+      <w:pPr>
+        <w:pStyle w:val="BodyText"/>
       </w:pPr>
       <w:r>
         <w:t xml:space="preserve">MARCUS: Good news. One point five million. I’d go full-time. Starting soon.</w:t>
       </w:r>
-      <w:r>
-        <w:t xml:space="preserve"> </w:t>
-      </w:r>
-      <w:r>
-        <w:t xml:space="preserve">마커스: 좋은 소식. 150만 달러. 나 풀타임으로 가. 곧.</w:t>
-      </w:r>
-    </w:p>
-    <w:p>
-      <w:pPr>
-        <w:numPr>
-          <w:ilvl w:val="0"/>
-          <w:numId w:val="1004"/>
-        </w:numPr>
+    </w:p>
+    <w:p>
+      <w:pPr>
+        <w:pStyle w:val="BodyText"/>
       </w:pPr>
       <w:r>
         <w:t xml:space="preserve">DENISE: Does the salary cover the mortgage? Show your work.</w:t>
       </w:r>
-      <w:r>
-        <w:t xml:space="preserve"> </w:t>
-      </w:r>
-      <w:r>
-        <w:t xml:space="preserve">데니스: 그 월급으로 대출금 갚을 수 있어? 풀이 과정 보여 줘.</w:t>
-      </w:r>
-    </w:p>
-    <w:p>
-      <w:pPr>
-        <w:numPr>
-          <w:ilvl w:val="0"/>
-          <w:numId w:val="1004"/>
-        </w:numPr>
+    </w:p>
+    <w:p>
+      <w:pPr>
+        <w:pStyle w:val="BodyText"/>
       </w:pPr>
       <w:r>
         <w:t xml:space="preserve">MARCUS: It covers it. Less than Corwin, but it covers it. I ran the numbers twice in my head while they were talking. It’s tight, but it works.</w:t>
       </w:r>
-      <w:r>
-        <w:t xml:space="preserve"> </w:t>
-      </w:r>
-      <w:r>
-        <w:t xml:space="preserve">마커스: 갚을 수 있어. 코윈보다 적지만, 갚을 수 있어. 다들 얘기하는 동안 머릿속으로 두 번 계산해 봤어. 빠듯하지만 돼.</w:t>
-      </w:r>
-    </w:p>
-    <w:p>
-      <w:pPr>
-        <w:numPr>
-          <w:ilvl w:val="0"/>
-          <w:numId w:val="1004"/>
-        </w:numPr>
+    </w:p>
+    <w:p>
+      <w:pPr>
+        <w:pStyle w:val="BodyText"/>
       </w:pPr>
       <w:r>
         <w:t xml:space="preserve">DENISE: Then go. I’m proud of you. Tell Kayla tonight.</w:t>
       </w:r>
-      <w:r>
-        <w:t xml:space="preserve"> </w:t>
-      </w:r>
-      <w:r>
-        <w:t xml:space="preserve">데니스: 그럼 가. 자랑스러워. 오늘 밤 케일라한테 말해 줘.</w:t>
-      </w:r>
-    </w:p>
-    <w:p>
-      <w:pPr>
-        <w:numPr>
-          <w:ilvl w:val="0"/>
-          <w:numId w:val="1004"/>
-        </w:numPr>
+    </w:p>
+    <w:p>
+      <w:pPr>
+        <w:pStyle w:val="BodyText"/>
       </w:pPr>
       <w:r>
         <w:t xml:space="preserve">ELENA: Sorry, sorry! Mateo’s team won. What did I miss?</w:t>
       </w:r>
-      <w:r>
-        <w:t xml:space="preserve"> </w:t>
-      </w:r>
-      <w:r>
-        <w:t xml:space="preserve">엘레나: 미안, 미안해요! 마테오 팀이 이겼어요. 내가 뭘 놓쳤어요?</w:t>
-      </w:r>
-    </w:p>
-    <w:p>
-      <w:pPr>
-        <w:numPr>
-          <w:ilvl w:val="0"/>
-          <w:numId w:val="1004"/>
-        </w:numPr>
+    </w:p>
+    <w:p>
+      <w:pPr>
+        <w:pStyle w:val="BodyText"/>
       </w:pPr>
       <w:r>
         <w:t xml:space="preserve">PRIYA: One point five million. Eight million cap. Marcus is quitting Corwin.</w:t>
       </w:r>
-      <w:r>
-        <w:t xml:space="preserve"> </w:t>
-      </w:r>
-      <w:r>
-        <w:t xml:space="preserve">프리야: 150만 달러. 캡 800만. 마커스는 코윈 그만둬요.</w:t>
-      </w:r>
-    </w:p>
-    <w:p>
-      <w:pPr>
-        <w:numPr>
-          <w:ilvl w:val="0"/>
-          <w:numId w:val="1004"/>
-        </w:numPr>
+    </w:p>
+    <w:p>
+      <w:pPr>
+        <w:pStyle w:val="BodyText"/>
       </w:pPr>
       <w:r>
         <w:t xml:space="preserve">ELENA: In one hour? I should miss more soccer games.</w:t>
       </w:r>
-      <w:r>
-        <w:t xml:space="preserve"> </w:t>
-      </w:r>
-      <w:r>
-        <w:t xml:space="preserve">엘레나: 한 시간 만에요? 축구 경기를 더 자주 빠져야겠네요.</w:t>
-      </w:r>
-    </w:p>
-    <w:p>
-      <w:pPr>
-        <w:numPr>
-          <w:ilvl w:val="0"/>
-          <w:numId w:val="1004"/>
-        </w:numPr>
+    </w:p>
+    <w:p>
+      <w:pPr>
+        <w:pStyle w:val="BodyText"/>
       </w:pPr>
       <w:r>
         <w:t xml:space="preserve">KAPLAN: Elena, good to see you. Before we finish, I must disclose something.</w:t>
       </w:r>
-      <w:r>
-        <w:t xml:space="preserve"> </w:t>
-      </w:r>
-      <w:r>
-        <w:t xml:space="preserve">캐플런: 엘레나, 반가워요. 마무리하기 전에, 공개할 게 하나 있어요.</w:t>
-      </w:r>
-    </w:p>
-    <w:p>
-      <w:pPr>
-        <w:numPr>
-          <w:ilvl w:val="0"/>
-          <w:numId w:val="1004"/>
-        </w:numPr>
+    </w:p>
+    <w:p>
+      <w:pPr>
+        <w:pStyle w:val="BodyText"/>
       </w:pPr>
       <w:r>
         <w:t xml:space="preserve">ELENA: Disclose what, David?</w:t>
       </w:r>
-      <w:r>
-        <w:t xml:space="preserve"> </w:t>
-      </w:r>
-      <w:r>
-        <w:t xml:space="preserve">엘레나: 뭘 공개해요, 데이비드?</w:t>
-      </w:r>
-    </w:p>
-    <w:p>
-      <w:pPr>
-        <w:numPr>
-          <w:ilvl w:val="0"/>
-          <w:numId w:val="1004"/>
-        </w:numPr>
+    </w:p>
+    <w:p>
+      <w:pPr>
+        <w:pStyle w:val="BodyText"/>
       </w:pPr>
       <w:r>
         <w:t xml:space="preserve">KAPLAN: I give paid lectures for Halvern. Twice a year. Lumaderm training.</w:t>
       </w:r>
-      <w:r>
-        <w:t xml:space="preserve"> </w:t>
-      </w:r>
-      <w:r>
-        <w:t xml:space="preserve">캐플런: 저는 할번에서 유료 강연을 해요. 1년에 두 번. 루마덤 교육이요.</w:t>
-      </w:r>
-    </w:p>
-    <w:p>
-      <w:pPr>
-        <w:numPr>
-          <w:ilvl w:val="0"/>
-          <w:numId w:val="1004"/>
-        </w:numPr>
+    </w:p>
+    <w:p>
+      <w:pPr>
+        <w:pStyle w:val="BodyText"/>
       </w:pPr>
       <w:r>
         <w:t xml:space="preserve">NOAH: Oh. That’s… good to know.</w:t>
       </w:r>
-      <w:r>
-        <w:t xml:space="preserve"> </w:t>
-      </w:r>
-      <w:r>
-        <w:t xml:space="preserve">노아: 아. 그건… 알아 둬서 다행이네요.</w:t>
-      </w:r>
-    </w:p>
-    <w:p>
-      <w:pPr>
-        <w:numPr>
-          <w:ilvl w:val="0"/>
-          <w:numId w:val="1004"/>
-        </w:numPr>
+    </w:p>
+    <w:p>
+      <w:pPr>
+        <w:pStyle w:val="BodyText"/>
       </w:pPr>
       <w:r>
         <w:t xml:space="preserve">KAPLAN: It’s a conflict of interest. You should know before you take my money, not after. If I were in your seat, I’d want to hear it now, at the table.</w:t>
       </w:r>
-      <w:r>
-        <w:t xml:space="preserve"> </w:t>
-      </w:r>
-      <w:r>
-        <w:t xml:space="preserve">캐플런: 이해충돌이에요. 제 돈을 받은 뒤가 아니라 받기 전에 알아야 해요. 제가 당신 자리에 있었다면, 지금 이 테이블에서 듣고 싶었을 거예요.</w:t>
-      </w:r>
-    </w:p>
-    <w:p>
-      <w:pPr>
-        <w:numPr>
-          <w:ilvl w:val="0"/>
-          <w:numId w:val="1004"/>
-        </w:numPr>
+    </w:p>
+    <w:p>
+      <w:pPr>
+        <w:pStyle w:val="BodyText"/>
       </w:pPr>
       <w:r>
         <w:t xml:space="preserve">ELENA: Thank you for telling us. Put it in writing for Diane.</w:t>
       </w:r>
-      <w:r>
-        <w:t xml:space="preserve"> </w:t>
-      </w:r>
-      <w:r>
-        <w:t xml:space="preserve">엘레나: 말해 줘서 고마워요. 다이앤을 위해 서면으로 남겨 줘요.</w:t>
-      </w:r>
-    </w:p>
-    <w:p>
-      <w:pPr>
-        <w:numPr>
-          <w:ilvl w:val="0"/>
-          <w:numId w:val="1004"/>
-        </w:numPr>
+    </w:p>
+    <w:p>
+      <w:pPr>
+        <w:pStyle w:val="BodyText"/>
       </w:pPr>
       <w:r>
         <w:t xml:space="preserve">ELAINE: See? Honest people. I told you, David. Now, Noah. Sign the napkin.</w:t>
-      </w:r>
-      <w:r>
-        <w:t xml:space="preserve"> </w:t>
-      </w:r>
-      <w:r>
-        <w:t xml:space="preserve">일레인: 봤죠? 정직한 사람들이에요. 내가 말했잖아요, 데이비드. 자, 노아. 냅킨에 서명해요.</w:t>
       </w:r>
     </w:p>
     <w:bookmarkEnd w:id="24"/>
@@ -2014,69 +1039,39 @@
     </w:p>
     <w:p>
       <w:pPr>
-        <w:numPr>
-          <w:ilvl w:val="0"/>
-          <w:numId w:val="1005"/>
-        </w:numPr>
+        <w:pStyle w:val="FirstParagraph"/>
       </w:pPr>
       <w:r>
         <w:t xml:space="preserve">NOAH: Eight million cap. Twenty percent. One point five. Four conditions. Signed.</w:t>
       </w:r>
+    </w:p>
+    <w:p>
+      <w:pPr>
+        <w:pStyle w:val="BodyText"/>
+      </w:pPr>
+      <w:r>
+        <w:t xml:space="preserve">ELAINE: I’ll keep the napkin. Someday it’ll be worth framing.</w:t>
+      </w:r>
+    </w:p>
+    <w:p>
+      <w:pPr>
+        <w:pStyle w:val="BodyText"/>
+      </w:pPr>
+      <w:r>
+        <w:t xml:space="preserve">NOAH: I’m texting Diane a photo of it right now.</w:t>
+      </w:r>
+    </w:p>
+    <w:p>
+      <w:pPr>
+        <w:pStyle w:val="BodyText"/>
+      </w:pPr>
+      <w:r>
+        <w:t xml:space="preserve">DIANE:</w:t>
+      </w:r>
       <w:r>
         <w:t xml:space="preserve"> </w:t>
       </w:r>
       <w:r>
-        <w:t xml:space="preserve">노아: 캡 800만. 20퍼센트. 150만. 조건 네 개. 서명 완료.</w:t>
-      </w:r>
-    </w:p>
-    <w:p>
-      <w:pPr>
-        <w:numPr>
-          <w:ilvl w:val="0"/>
-          <w:numId w:val="1005"/>
-        </w:numPr>
-      </w:pPr>
-      <w:r>
-        <w:t xml:space="preserve">ELAINE: I’ll keep the napkin. Someday it’ll be worth framing.</w:t>
-      </w:r>
-      <w:r>
-        <w:t xml:space="preserve"> </w:t>
-      </w:r>
-      <w:r>
-        <w:t xml:space="preserve">일레인: 냅킨은 내가 보관할게요. 언젠가 액자에 넣을 가치가 있을 거예요.</w:t>
-      </w:r>
-    </w:p>
-    <w:p>
-      <w:pPr>
-        <w:numPr>
-          <w:ilvl w:val="0"/>
-          <w:numId w:val="1005"/>
-        </w:numPr>
-      </w:pPr>
-      <w:r>
-        <w:t xml:space="preserve">NOAH: I’m texting Diane a photo of it right now.</w:t>
-      </w:r>
-      <w:r>
-        <w:t xml:space="preserve"> </w:t>
-      </w:r>
-      <w:r>
-        <w:t xml:space="preserve">노아: 지금 바로 다이앤한테 사진 보낼게요.</w:t>
-      </w:r>
-    </w:p>
-    <w:p>
-      <w:pPr>
-        <w:numPr>
-          <w:ilvl w:val="0"/>
-          <w:numId w:val="1005"/>
-        </w:numPr>
-      </w:pPr>
-      <w:r>
-        <w:t xml:space="preserve">DIANE:</w:t>
-      </w:r>
-      <w:r>
-        <w:t xml:space="preserve"> </w:t>
-      </w:r>
-      <w:r>
         <w:t xml:space="preserve">“</w:t>
       </w:r>
       <w:r>
@@ -2085,210 +1080,93 @@
       <w:r>
         <w:t xml:space="preserve">”</w:t>
       </w:r>
-      <w:r>
-        <w:t xml:space="preserve"> </w:t>
-      </w:r>
-      <w:r>
-        <w:t xml:space="preserve">다이앤:</w:t>
-      </w:r>
-      <w:r>
-        <w:t xml:space="preserve"> </w:t>
-      </w:r>
-      <w:r>
-        <w:t xml:space="preserve">“</w:t>
-      </w:r>
-      <w:r>
-        <w:t xml:space="preserve">냅킨은 계약서가 아니에요. 내 사무실. 월요일 오전 9시. 축하해요.</w:t>
-      </w:r>
-      <w:r>
-        <w:t xml:space="preserve">”</w:t>
-      </w:r>
-    </w:p>
-    <w:p>
-      <w:pPr>
-        <w:numPr>
-          <w:ilvl w:val="0"/>
-          <w:numId w:val="1005"/>
-        </w:numPr>
+    </w:p>
+    <w:p>
+      <w:pPr>
+        <w:pStyle w:val="BodyText"/>
       </w:pPr>
       <w:r>
         <w:t xml:space="preserve">PRIYA: Get it in writing. Even at a barbecue.</w:t>
       </w:r>
-      <w:r>
-        <w:t xml:space="preserve"> </w:t>
-      </w:r>
-      <w:r>
-        <w:t xml:space="preserve">프리야: 서면으로 남겨라. 바비큐 자리에서도.</w:t>
-      </w:r>
-    </w:p>
-    <w:p>
-      <w:pPr>
-        <w:numPr>
-          <w:ilvl w:val="0"/>
-          <w:numId w:val="1005"/>
-        </w:numPr>
+    </w:p>
+    <w:p>
+      <w:pPr>
+        <w:pStyle w:val="BodyText"/>
       </w:pPr>
       <w:r>
         <w:t xml:space="preserve">MARCUS: Day one, again. A real day one this time.</w:t>
       </w:r>
-      <w:r>
-        <w:t xml:space="preserve"> </w:t>
-      </w:r>
-      <w:r>
-        <w:t xml:space="preserve">마커스: 다시 첫날이야. 이번엔 진짜 첫날.</w:t>
-      </w:r>
-    </w:p>
-    <w:p>
-      <w:pPr>
-        <w:numPr>
-          <w:ilvl w:val="0"/>
-          <w:numId w:val="1005"/>
-        </w:numPr>
+    </w:p>
+    <w:p>
+      <w:pPr>
+        <w:pStyle w:val="BodyText"/>
       </w:pPr>
       <w:r>
         <w:t xml:space="preserve">ELENA: First, do no harm. Second, don’t lose the napkin.</w:t>
       </w:r>
-      <w:r>
-        <w:t xml:space="preserve"> </w:t>
-      </w:r>
-      <w:r>
-        <w:t xml:space="preserve">엘레나: 첫째, 해를 끼치지 말 것. 둘째, 냅킨을 잃어버리지 말 것.</w:t>
-      </w:r>
-    </w:p>
-    <w:p>
-      <w:pPr>
-        <w:numPr>
-          <w:ilvl w:val="0"/>
-          <w:numId w:val="1005"/>
-        </w:numPr>
+    </w:p>
+    <w:p>
+      <w:pPr>
+        <w:pStyle w:val="BodyText"/>
       </w:pPr>
       <w:r>
         <w:t xml:space="preserve">NOAH: Hello?</w:t>
       </w:r>
-      <w:r>
-        <w:t xml:space="preserve"> </w:t>
-      </w:r>
-      <w:r>
-        <w:t xml:space="preserve">노아: 여보세요?</w:t>
-      </w:r>
-    </w:p>
-    <w:p>
-      <w:pPr>
-        <w:numPr>
-          <w:ilvl w:val="0"/>
-          <w:numId w:val="1005"/>
-        </w:numPr>
+    </w:p>
+    <w:p>
+      <w:pPr>
+        <w:pStyle w:val="BodyText"/>
       </w:pPr>
       <w:r>
         <w:t xml:space="preserve">TOM: Noah. Tom Brennan. Sorry to call so late.</w:t>
       </w:r>
-      <w:r>
-        <w:t xml:space="preserve"> </w:t>
-      </w:r>
-      <w:r>
-        <w:t xml:space="preserve">톰: 노아. 톰 브레넌이야. 늦게 전화해서 미안하네.</w:t>
-      </w:r>
-    </w:p>
-    <w:p>
-      <w:pPr>
-        <w:numPr>
-          <w:ilvl w:val="0"/>
-          <w:numId w:val="1005"/>
-        </w:numPr>
+    </w:p>
+    <w:p>
+      <w:pPr>
+        <w:pStyle w:val="BodyText"/>
       </w:pPr>
       <w:r>
         <w:t xml:space="preserve">NOAH: Tom. It’s ten p.m. on a Saturday.</w:t>
       </w:r>
-      <w:r>
-        <w:t xml:space="preserve"> </w:t>
-      </w:r>
-      <w:r>
-        <w:t xml:space="preserve">노아: 톰. 토요일 밤 10시예요.</w:t>
-      </w:r>
-    </w:p>
-    <w:p>
-      <w:pPr>
-        <w:numPr>
-          <w:ilvl w:val="0"/>
-          <w:numId w:val="1005"/>
-        </w:numPr>
+    </w:p>
+    <w:p>
+      <w:pPr>
+        <w:pStyle w:val="BodyText"/>
       </w:pPr>
       <w:r>
         <w:t xml:space="preserve">TOM: I heard you raised a little money today. Congratulations.</w:t>
       </w:r>
-      <w:r>
-        <w:t xml:space="preserve"> </w:t>
-      </w:r>
-      <w:r>
-        <w:t xml:space="preserve">톰: 오늘 돈을 좀 모았다고 들었어. 축하해.</w:t>
-      </w:r>
-    </w:p>
-    <w:p>
-      <w:pPr>
-        <w:numPr>
-          <w:ilvl w:val="0"/>
-          <w:numId w:val="1005"/>
-        </w:numPr>
+    </w:p>
+    <w:p>
+      <w:pPr>
+        <w:pStyle w:val="BodyText"/>
       </w:pPr>
       <w:r>
         <w:t xml:space="preserve">NOAH: How did you hear that? It was eight hours ago.</w:t>
       </w:r>
-      <w:r>
-        <w:t xml:space="preserve"> </w:t>
-      </w:r>
-      <w:r>
-        <w:t xml:space="preserve">노아: 그걸 어떻게 들으셨어요? 여덟 시간 전 일인데요.</w:t>
-      </w:r>
-    </w:p>
-    <w:p>
-      <w:pPr>
-        <w:numPr>
-          <w:ilvl w:val="0"/>
-          <w:numId w:val="1005"/>
-        </w:numPr>
+    </w:p>
+    <w:p>
+      <w:pPr>
+        <w:pStyle w:val="BodyText"/>
       </w:pPr>
       <w:r>
         <w:t xml:space="preserve">TOM: I told you. This industry is small, and everyone talks. Doctors talk to reps, reps talk to managers, and managers talk to me. Nothing personal. It’s just business.</w:t>
       </w:r>
-      <w:r>
-        <w:t xml:space="preserve"> </w:t>
-      </w:r>
-      <w:r>
-        <w:t xml:space="preserve">톰: 말했잖아. 이 업계는 좁고, 다들 말이 많다고. 의사는 영업 담당한테, 영업 담당은 매니저한테, 매니저는 나한테 말하지. 개인적인 감정은 없어. 그냥 비즈니스야.</w:t>
-      </w:r>
-    </w:p>
-    <w:p>
-      <w:pPr>
-        <w:numPr>
-          <w:ilvl w:val="0"/>
-          <w:numId w:val="1005"/>
-        </w:numPr>
+    </w:p>
+    <w:p>
+      <w:pPr>
+        <w:pStyle w:val="BodyText"/>
       </w:pPr>
       <w:r>
         <w:t xml:space="preserve">NOAH: Is there something you need, Tom?</w:t>
       </w:r>
-      <w:r>
-        <w:t xml:space="preserve"> </w:t>
-      </w:r>
-      <w:r>
-        <w:t xml:space="preserve">노아: 필요한 거라도 있으세요, 톰?</w:t>
-      </w:r>
-    </w:p>
-    <w:p>
-      <w:pPr>
-        <w:numPr>
-          <w:ilvl w:val="0"/>
-          <w:numId w:val="1005"/>
-        </w:numPr>
+    </w:p>
+    <w:p>
+      <w:pPr>
+        <w:pStyle w:val="BodyText"/>
       </w:pPr>
       <w:r>
         <w:t xml:space="preserve">TOM: Just a friendly reminder. Check your contract, Noah. Page six, section four.</w:t>
-      </w:r>
-      <w:r>
-        <w:t xml:space="preserve"> </w:t>
-      </w:r>
-      <w:r>
-        <w:t xml:space="preserve">톰: 그냥 친절한 상기야. 계약서 확인해 봐, 노아. 6페이지 4항.</w:t>
       </w:r>
     </w:p>
     <w:p>
@@ -2429,7 +1307,7 @@
               <w:jc w:val="left"/>
             </w:pPr>
             <w:r>
-              <w:t xml:space="preserve">12턴. 식사 자리 비즈니스 미팅의 분위기를 여는 말.</w:t>
+              <w:t xml:space="preserve">도입. 식사 자리 비즈니스 미팅의 분위기를 여는 말.</w:t>
             </w:r>
           </w:p>
         </w:tc>
@@ -2479,7 +1357,7 @@
               <w:jc w:val="left"/>
             </w:pPr>
             <w:r>
-              <w:t xml:space="preserve">28턴. 상대의 구체적 제안을 요청할 때.</w:t>
+              <w:t xml:space="preserve">장면1. 상대의 구체적 제안을 요청할 때.</w:t>
             </w:r>
           </w:p>
         </w:tc>
@@ -2529,7 +1407,7 @@
               <w:jc w:val="left"/>
             </w:pPr>
             <w:r>
-              <w:t xml:space="preserve">35턴. 초기 투자에서 가장 널리 쓰이는 계약 형태.</w:t>
+              <w:t xml:space="preserve">장면1. 초기 투자에서 가장 널리 쓰이는 계약 형태.</w:t>
             </w:r>
           </w:p>
         </w:tc>
@@ -2579,7 +1457,7 @@
               <w:jc w:val="left"/>
             </w:pPr>
             <w:r>
-              <w:t xml:space="preserve">41~48턴. SAFE 전환 가격을 정하는 두 숫자.</w:t>
+              <w:t xml:space="preserve">장면1. SAFE 전환 가격을 정하는 두 숫자.</w:t>
             </w:r>
           </w:p>
         </w:tc>
@@ -2629,7 +1507,7 @@
               <w:jc w:val="left"/>
             </w:pPr>
             <w:r>
-              <w:t xml:space="preserve">42턴. 복잡한 조건 설명을 요청할 때.</w:t>
+              <w:t xml:space="preserve">장면1. 복잡한 조건 설명을 요청할 때.</w:t>
             </w:r>
           </w:p>
         </w:tc>
@@ -2679,7 +1557,7 @@
               <w:jc w:val="left"/>
             </w:pPr>
             <w:r>
-              <w:t xml:space="preserve">51턴. 상대가 먼저 숫자를 말하게 하는 협상 질문.</w:t>
+              <w:t xml:space="preserve">장면2. 상대가 먼저 숫자를 말하게 하는 협상 질문.</w:t>
             </w:r>
           </w:p>
         </w:tc>
@@ -2729,7 +1607,7 @@
               <w:jc w:val="left"/>
             </w:pPr>
             <w:r>
-              <w:t xml:space="preserve">60턴. 협상에서 절충을 제안할 때.</w:t>
+              <w:t xml:space="preserve">장면2. 협상에서 절충을 제안할 때.</w:t>
             </w:r>
           </w:p>
         </w:tc>
@@ -2779,7 +1657,7 @@
               <w:jc w:val="left"/>
             </w:pPr>
             <w:r>
-              <w:t xml:space="preserve">67턴. 계산·판단 과정을 공유하며 시간을 벌 때.</w:t>
+              <w:t xml:space="preserve">장면2. 계산·판단 과정을 공유하며 시간을 벌 때.</w:t>
             </w:r>
           </w:p>
         </w:tc>
@@ -2829,7 +1707,7 @@
               <w:jc w:val="left"/>
             </w:pPr>
             <w:r>
-              <w:t xml:space="preserve">73턴. 완벽하진 않지만 수용 가능한 조건에 동의할 때.</w:t>
+              <w:t xml:space="preserve">장면2. 완벽하진 않지만 수용 가능한 조건에 동의할 때.</w:t>
             </w:r>
           </w:p>
         </w:tc>
@@ -2879,7 +1757,7 @@
               <w:jc w:val="left"/>
             </w:pPr>
             <w:r>
-              <w:t xml:space="preserve">99턴. 이해충돌을 먼저 밝히는 정직한 비즈니스 관행.</w:t>
+              <w:t xml:space="preserve">절정·전환. 이해충돌을 먼저 밝히는 정직한 비즈니스 관행.</w:t>
             </w:r>
           </w:p>
         </w:tc>
@@ -3206,7 +2084,7 @@
           <w:bCs/>
           <w:b/>
         </w:rPr>
-        <w:t xml:space="preserve">37턴 ELAINE:</w:t>
+        <w:t xml:space="preserve">ELAINE (장면1):</w:t>
       </w:r>
       <w:r>
         <w:t xml:space="preserve"> </w:t>
@@ -3477,9 +2355,1078 @@
         <w:t xml:space="preserve">회사의 전문 용어 하나를 신입 동료에게 같은 구조로 30단어 안팎으로 쉽게 설명해 보기.</w:t>
       </w:r>
     </w:p>
+    <w:p>
+      <w:r>
+        <w:pict>
+          <v:rect style="width:0;height:1.5pt" o:hralign="center" o:hrstd="t" o:hr="t"/>
+        </w:pict>
+      </w:r>
+    </w:p>
     <w:bookmarkEnd w:id="30"/>
     <w:bookmarkEnd w:id="31"/>
+    <w:bookmarkStart w:id="37" w:name="한국어-번역"/>
+    <w:p>
+      <w:pPr>
+        <w:pStyle w:val="Heading2"/>
+      </w:pPr>
+      <w:r>
+        <w:t xml:space="preserve">한국어 번역</w:t>
+      </w:r>
+    </w:p>
+    <w:bookmarkStart w:id="32" w:name="도입-smoke-pine-bbq-정오-1"/>
+    <w:p>
+      <w:pPr>
+        <w:pStyle w:val="Heading3"/>
+      </w:pPr>
+      <w:r>
+        <w:t xml:space="preserve">도입 — Smoke &amp; Pine BBQ, 정오</w:t>
+      </w:r>
+    </w:p>
+    <w:p>
+      <w:pPr>
+        <w:pStyle w:val="FirstParagraph"/>
+      </w:pPr>
+      <w:r>
+        <w:t xml:space="preserve">마커스: 이 줄 좀 봐. 마흔 명이야. 브리스킷 먹겠다고.</w:t>
+      </w:r>
+    </w:p>
+    <w:p>
+      <w:pPr>
+        <w:pStyle w:val="BodyText"/>
+      </w:pPr>
+      <w:r>
+        <w:t xml:space="preserve">노아: 일레인이 자리를 맡아 두겠다고 했어요. 밖에, 나무 옆에.</w:t>
+      </w:r>
+    </w:p>
+    <w:p>
+      <w:pPr>
+        <w:pStyle w:val="BodyText"/>
+      </w:pPr>
+      <w:r>
+        <w:t xml:space="preserve">프리야: 난 아직도 이해가 안 돼. 거절 다섯 번 뒤에 바비큐 초대라니?</w:t>
+      </w:r>
+    </w:p>
+    <w:p>
+      <w:pPr>
+        <w:pStyle w:val="BodyText"/>
+      </w:pPr>
+      <w:r>
+        <w:t xml:space="preserve">노아: 직접 얼굴 보고 거절하고 싶은가 보지. 브리스킷이랑.</w:t>
+      </w:r>
+    </w:p>
+    <w:p>
+      <w:pPr>
+        <w:pStyle w:val="BodyText"/>
+      </w:pPr>
+      <w:r>
+        <w:t xml:space="preserve">일레인: 여기예요! 노아, 프리야. 그리고 당신이 마커스군요.</w:t>
+      </w:r>
+    </w:p>
+    <w:p>
+      <w:pPr>
+        <w:pStyle w:val="BodyText"/>
+      </w:pPr>
+      <w:r>
+        <w:t xml:space="preserve">마커스: 네, 그렇습니다. 드디어 뵙네요.</w:t>
+      </w:r>
+    </w:p>
+    <w:p>
+      <w:pPr>
+        <w:pStyle w:val="BodyText"/>
+      </w:pPr>
+      <w:r>
+        <w:t xml:space="preserve">일레인: 이쪽은 데이비드 캐플런. 피부과 의사. 오랜 친구. 돈 관리를 아주 잘해요.</w:t>
+      </w:r>
+    </w:p>
+    <w:p>
+      <w:pPr>
+        <w:pStyle w:val="BodyText"/>
+      </w:pPr>
+      <w:r>
+        <w:t xml:space="preserve">캐플런: 브리스킷보다는 돈을 더 잘 다루죠. 너무 많이 시켰어요.</w:t>
+      </w:r>
+    </w:p>
+    <w:p>
+      <w:pPr>
+        <w:pStyle w:val="BodyText"/>
+      </w:pPr>
+      <w:r>
+        <w:t xml:space="preserve">노아: 반갑습니다, 캐플런 선생님.</w:t>
+      </w:r>
+    </w:p>
+    <w:p>
+      <w:pPr>
+        <w:pStyle w:val="BodyText"/>
+      </w:pPr>
+      <w:r>
+        <w:t xml:space="preserve">캐플런: 데이비드라고 불러요. 엘레나는요?</w:t>
+      </w:r>
+    </w:p>
+    <w:p>
+      <w:pPr>
+        <w:pStyle w:val="BodyText"/>
+      </w:pPr>
+      <w:r>
+        <w:t xml:space="preserve">프리야: 아들 축구 경기가 있어서요. 끝나고 온대요.</w:t>
+      </w:r>
+    </w:p>
+    <w:p>
+      <w:pPr>
+        <w:pStyle w:val="BodyText"/>
+      </w:pPr>
+      <w:r>
+        <w:t xml:space="preserve">일레인: 좋아요. 우선순위가 분명한 사람이네요. 다들 앉아요. 먼저 먹고, 일은 그다음. 배고프면 아무도 협상을 잘 못 해요. 숫자 얘기할 때는 다들 맑은 정신이었으면 좋겠어요.</w:t>
+      </w:r>
+    </w:p>
+    <w:p>
+      <w:pPr>
+        <w:pStyle w:val="BodyText"/>
+      </w:pPr>
+      <w:r>
+        <w:t xml:space="preserve">마커스: 이번 주에 들은 규칙 중 최고네요.</w:t>
+      </w:r>
+    </w:p>
+    <w:p>
+      <w:pPr>
+        <w:pStyle w:val="BodyText"/>
+      </w:pPr>
+      <w:r>
+        <w:t xml:space="preserve">일레인: 노아, 냅킨 가져왔어요?</w:t>
+      </w:r>
+    </w:p>
+    <w:p>
+      <w:pPr>
+        <w:pStyle w:val="BodyText"/>
+      </w:pPr>
+      <w:r>
+        <w:t xml:space="preserve">노아: 냅킨은 항상 있어요.</w:t>
+      </w:r>
+    </w:p>
     <w:bookmarkEnd w:id="32"/>
+    <w:bookmarkStart w:id="33" w:name="장면1-왜-다시-불렀나-그리고-제안-1"/>
+    <w:p>
+      <w:pPr>
+        <w:pStyle w:val="Heading3"/>
+      </w:pPr>
+      <w:r>
+        <w:t xml:space="preserve">장면1 — 왜 다시 불렀나, 그리고 제안</w:t>
+      </w:r>
+    </w:p>
+    <w:p>
+      <w:pPr>
+        <w:pStyle w:val="FirstParagraph"/>
+      </w:pPr>
+      <w:r>
+        <w:t xml:space="preserve">일레인: 왜 여기 불렀는지 말해 줄게요. 당신 이메일이요.</w:t>
+      </w:r>
+    </w:p>
+    <w:p>
+      <w:pPr>
+        <w:pStyle w:val="BodyText"/>
+      </w:pPr>
+      <w:r>
+        <w:t xml:space="preserve">노아: 업데이트요? 오히려 겁먹고 도망가실 줄 알았어요.</w:t>
+      </w:r>
+    </w:p>
+    <w:p>
+      <w:pPr>
+        <w:pStyle w:val="BodyText"/>
+      </w:pPr>
+      <w:r>
+        <w:t xml:space="preserve">일레인: 대부분의 창업자는 좋은 소식만 보내요. 그래서 뭔가 잘못되면 다른 사람한테서 듣게 되죠. 당신은 나쁜 소식을 먼저 보냈고, 그게 덱 전체보다 더 많은 걸 말해 줬어요.</w:t>
+      </w:r>
+    </w:p>
+    <w:p>
+      <w:pPr>
+        <w:pStyle w:val="BodyText"/>
+      </w:pPr>
+      <w:r>
+        <w:t xml:space="preserve">프리야: 비자. 그리고 28퍼센트.</w:t>
+      </w:r>
+    </w:p>
+    <w:p>
+      <w:pPr>
+        <w:pStyle w:val="BodyText"/>
+      </w:pPr>
+      <w:r>
+        <w:t xml:space="preserve">일레인: 그리고 프리야, 당신은 할번에 직접 공개했죠. 그래서 직장을 잃었고요.</w:t>
+      </w:r>
+    </w:p>
+    <w:p>
+      <w:pPr>
+        <w:pStyle w:val="BodyText"/>
+      </w:pPr>
+      <w:r>
+        <w:t xml:space="preserve">프리야: 그게 옳은 일이었어요.</w:t>
+      </w:r>
+    </w:p>
+    <w:p>
+      <w:pPr>
+        <w:pStyle w:val="BodyText"/>
+      </w:pPr>
+      <w:r>
+        <w:t xml:space="preserve">일레인: 바로 그거예요. 압박 속에서도 정직한 사람들. 그건 좋은 화학보다 드물어요. 화학은 시간과 돈만 있으면 실험실에서 고칠 수 있지만, 인성을 그렇게 고치는 사람은 한 번도 못 봤어요.</w:t>
+      </w:r>
+    </w:p>
+    <w:p>
+      <w:pPr>
+        <w:pStyle w:val="BodyText"/>
+      </w:pPr>
+      <w:r>
+        <w:t xml:space="preserve">캐플런: 일레인이 목요일 밤에 전화했어요.</w:t>
+      </w:r>
+      <w:r>
+        <w:t xml:space="preserve"> </w:t>
+      </w:r>
+      <w:r>
+        <w:t xml:space="preserve">“</w:t>
+      </w:r>
+      <w:r>
+        <w:t xml:space="preserve">팀을 찾았다</w:t>
+      </w:r>
+      <w:r>
+        <w:t xml:space="preserve">”</w:t>
+      </w:r>
+      <w:r>
+        <w:t xml:space="preserve">고.</w:t>
+      </w:r>
+    </w:p>
+    <w:p>
+      <w:pPr>
+        <w:pStyle w:val="BodyText"/>
+      </w:pPr>
+      <w:r>
+        <w:t xml:space="preserve">마커스: 지난주엔 우릴 대기실이라고 했는데요.</w:t>
+      </w:r>
+    </w:p>
+    <w:p>
+      <w:pPr>
+        <w:pStyle w:val="BodyText"/>
+      </w:pPr>
+      <w:r>
+        <w:t xml:space="preserve">일레인: 지난주엔 그랬죠. 이번 주엔 CTO가 풀려났잖아요.</w:t>
+      </w:r>
+    </w:p>
+    <w:p>
+      <w:pPr>
+        <w:pStyle w:val="BodyText"/>
+      </w:pPr>
+      <w:r>
+        <w:t xml:space="preserve">노아: 그럼 우리 COO는요?</w:t>
+      </w:r>
+    </w:p>
+    <w:p>
+      <w:pPr>
+        <w:pStyle w:val="BodyText"/>
+      </w:pPr>
+      <w:r>
+        <w:t xml:space="preserve">일레인: 그건 마커스에게 달렸어요. 곧 얘기하죠.</w:t>
+      </w:r>
+    </w:p>
+    <w:p>
+      <w:pPr>
+        <w:pStyle w:val="BodyText"/>
+      </w:pPr>
+      <w:r>
+        <w:t xml:space="preserve">노아: 그래서… 어떤 제안을 하시는 거예요?</w:t>
+      </w:r>
+    </w:p>
+    <w:p>
+      <w:pPr>
+        <w:pStyle w:val="BodyText"/>
+      </w:pPr>
+      <w:r>
+        <w:t xml:space="preserve">일레인: 100만 달러. 내 돈으로.</w:t>
+      </w:r>
+    </w:p>
+    <w:p>
+      <w:pPr>
+        <w:pStyle w:val="BodyText"/>
+      </w:pPr>
+      <w:r>
+        <w:t xml:space="preserve">노아: 100만 달러요?</w:t>
+      </w:r>
+    </w:p>
+    <w:p>
+      <w:pPr>
+        <w:pStyle w:val="BodyText"/>
+      </w:pPr>
+      <w:r>
+        <w:t xml:space="preserve">캐플런: 그리고 피부과 의사 세 명이 50만 달러. 저 포함해서요.</w:t>
+      </w:r>
+    </w:p>
+    <w:p>
+      <w:pPr>
+        <w:pStyle w:val="BodyText"/>
+      </w:pPr>
+      <w:r>
+        <w:t xml:space="preserve">프리야: 그럼 150만 달러네요. 딱 우리 요청 금액이에요.</w:t>
+      </w:r>
+    </w:p>
+    <w:p>
+      <w:pPr>
+        <w:pStyle w:val="BodyText"/>
+      </w:pPr>
+      <w:r>
+        <w:t xml:space="preserve">일레인: 난 10번 슬라이드부터 읽는다고 했잖아요. 기억나요?</w:t>
+      </w:r>
+    </w:p>
+    <w:p>
+      <w:pPr>
+        <w:pStyle w:val="BodyText"/>
+      </w:pPr>
+      <w:r>
+        <w:t xml:space="preserve">마커스: 어떤 형태의 투자예요? 주식이요?</w:t>
+      </w:r>
+    </w:p>
+    <w:p>
+      <w:pPr>
+        <w:pStyle w:val="BodyText"/>
+      </w:pPr>
+      <w:r>
+        <w:t xml:space="preserve">일레인: SAFE요. 미래 지분에 대한 간단한 계약.</w:t>
+      </w:r>
+    </w:p>
+    <w:p>
+      <w:pPr>
+        <w:pStyle w:val="BodyText"/>
+      </w:pPr>
+      <w:r>
+        <w:t xml:space="preserve">마커스: 또 약자네요. 제 목록이 길어지고 있어요.</w:t>
+      </w:r>
+    </w:p>
+    <w:p>
+      <w:pPr>
+        <w:pStyle w:val="BodyText"/>
+      </w:pPr>
+      <w:r>
+        <w:t xml:space="preserve">일레인: 쉬운 말로 하면: 지금 돈을 주고, 지분은 나중에 받는 거예요. 오늘 회사 가치가 얼마인지 합의하지 않아도 돼요. 제품이 없을 땐 그게 어렵거든요.</w:t>
+      </w:r>
+    </w:p>
+    <w:p>
+      <w:pPr>
+        <w:pStyle w:val="BodyText"/>
+      </w:pPr>
+      <w:r>
+        <w:t xml:space="preserve">노아:</w:t>
+      </w:r>
+      <w:r>
+        <w:t xml:space="preserve"> </w:t>
+      </w:r>
+      <w:r>
+        <w:t xml:space="preserve">“</w:t>
+      </w:r>
+      <w:r>
+        <w:t xml:space="preserve">나중</w:t>
+      </w:r>
+      <w:r>
+        <w:t xml:space="preserve">”</w:t>
+      </w:r>
+      <w:r>
+        <w:t xml:space="preserve">이 언제예요?</w:t>
+      </w:r>
+    </w:p>
+    <w:p>
+      <w:pPr>
+        <w:pStyle w:val="BodyText"/>
+      </w:pPr>
+      <w:r>
+        <w:t xml:space="preserve">일레인: 다음 라운드, 그러니까 시드 라운드를 받을 때요. 그때 내 돈이 지분으로 바뀌어요.</w:t>
+      </w:r>
+    </w:p>
+    <w:p>
+      <w:pPr>
+        <w:pStyle w:val="BodyText"/>
+      </w:pPr>
+      <w:r>
+        <w:t xml:space="preserve">프리야: 몇 주로 바뀌는데요?</w:t>
+      </w:r>
+    </w:p>
+    <w:p>
+      <w:pPr>
+        <w:pStyle w:val="BodyText"/>
+      </w:pPr>
+      <w:r>
+        <w:t xml:space="preserve">일레인: 숫자 두 개에 달렸어요. 밸류에이션 캡과 할인율.</w:t>
+      </w:r>
+    </w:p>
+    <w:p>
+      <w:pPr>
+        <w:pStyle w:val="BodyText"/>
+      </w:pPr>
+      <w:r>
+        <w:t xml:space="preserve">노아: 둘 다 차근차근 설명해 주실 수 있어요?</w:t>
+      </w:r>
+    </w:p>
+    <w:p>
+      <w:pPr>
+        <w:pStyle w:val="BodyText"/>
+      </w:pPr>
+      <w:r>
+        <w:t xml:space="preserve">일레인: 캡은 내 돈이 전환될 때 적용되는 회사 가치의 상한선이에요. 천장이죠.</w:t>
+      </w:r>
+    </w:p>
+    <w:p>
+      <w:pPr>
+        <w:pStyle w:val="BodyText"/>
+      </w:pPr>
+      <w:r>
+        <w:t xml:space="preserve">캐플런: 다음 투자자들이 더 높게 평가해도, 우린 캡 가격으로 전환해요. 그게 우리를 보호해 주죠. 아무도 안 할 때 우리가 리스크를 졌으니까요. 나중 투자자들은 더 많이 내고요.</w:t>
+      </w:r>
+    </w:p>
+    <w:p>
+      <w:pPr>
+        <w:pStyle w:val="BodyText"/>
+      </w:pPr>
+      <w:r>
+        <w:t xml:space="preserve">마커스: 그러니까 초기 리스크가 더 좋은 가격을 사는 거군요. 말이 되네요.</w:t>
+      </w:r>
+    </w:p>
+    <w:p>
+      <w:pPr>
+        <w:pStyle w:val="BodyText"/>
+      </w:pPr>
+      <w:r>
+        <w:t xml:space="preserve">일레인: 맞아요. 그리고 할인율은 또 다른 보상이에요. 보통 20퍼센트 할인.</w:t>
+      </w:r>
+    </w:p>
+    <w:p>
+      <w:pPr>
+        <w:pStyle w:val="BodyText"/>
+      </w:pPr>
+      <w:r>
+        <w:t xml:space="preserve">프리야: 다음 라운드 가격에서요.</w:t>
+      </w:r>
+    </w:p>
+    <w:p>
+      <w:pPr>
+        <w:pStyle w:val="BodyText"/>
+      </w:pPr>
+      <w:r>
+        <w:t xml:space="preserve">일레인: 맞아요. 둘 중 나한테 더 유리한 걸 받아요. 캡이든 할인이든.</w:t>
+      </w:r>
+    </w:p>
+    <w:p>
+      <w:pPr>
+        <w:pStyle w:val="BodyText"/>
+      </w:pPr>
+      <w:r>
+        <w:t xml:space="preserve">노아: 그게 시장 표준이에요?</w:t>
+      </w:r>
+    </w:p>
+    <w:p>
+      <w:pPr>
+        <w:pStyle w:val="BodyText"/>
+      </w:pPr>
+      <w:r>
+        <w:t xml:space="preserve">일레인: 아주 표준이에요. 변호사가 확인해 줄 거예요. 자, 이제 숫자.</w:t>
+      </w:r>
+    </w:p>
+    <w:bookmarkEnd w:id="33"/>
+    <w:bookmarkStart w:id="34" w:name="장면2-캡-협상-1"/>
+    <w:p>
+      <w:pPr>
+        <w:pStyle w:val="Heading3"/>
+      </w:pPr>
+      <w:r>
+        <w:t xml:space="preserve">장면2 — 캡 협상</w:t>
+      </w:r>
+    </w:p>
+    <w:p>
+      <w:pPr>
+        <w:pStyle w:val="FirstParagraph"/>
+      </w:pPr>
+      <w:r>
+        <w:t xml:space="preserve">일레인: 캡은 얼마로 생각했어요, 노아?</w:t>
+      </w:r>
+    </w:p>
+    <w:p>
+      <w:pPr>
+        <w:pStyle w:val="BodyText"/>
+      </w:pPr>
+      <w:r>
+        <w:t xml:space="preserve">노아: 1,000만 달러요.</w:t>
+      </w:r>
+    </w:p>
+    <w:p>
+      <w:pPr>
+        <w:pStyle w:val="BodyText"/>
+      </w:pPr>
+      <w:r>
+        <w:t xml:space="preserve">일레인: 10이라. 그래요. 난 6을 생각했어요.</w:t>
+      </w:r>
+    </w:p>
+    <w:p>
+      <w:pPr>
+        <w:pStyle w:val="BodyText"/>
+      </w:pPr>
+      <w:r>
+        <w:t xml:space="preserve">노아: 우리가 만드는 것에 비하면 6은 낮게 느껴져요.</w:t>
+      </w:r>
+    </w:p>
+    <w:p>
+      <w:pPr>
+        <w:pStyle w:val="BodyText"/>
+      </w:pPr>
+      <w:r>
+        <w:t xml:space="preserve">일레인: 제품도 없고, 데이터도 없고, 시험 결과 하나뿐인데, 그 결과도 강도가 28퍼센트 떨어졌어요. 10은 증명된 회사의 가격이에요. 왜 내가 지금 그걸 내야 하죠?</w:t>
+      </w:r>
+    </w:p>
+    <w:p>
+      <w:pPr>
+        <w:pStyle w:val="BodyText"/>
+      </w:pPr>
+      <w:r>
+        <w:t xml:space="preserve">노아: 시장이 엄청나니까요. 그리고 이제 팀이 완성됐으니까요.</w:t>
+      </w:r>
+    </w:p>
+    <w:p>
+      <w:pPr>
+        <w:pStyle w:val="BodyText"/>
+      </w:pPr>
+      <w:r>
+        <w:t xml:space="preserve">일레인: 거의 완성이죠. 마커스는 아직 본업이 있어요.</w:t>
+      </w:r>
+    </w:p>
+    <w:p>
+      <w:pPr>
+        <w:pStyle w:val="BodyText"/>
+      </w:pPr>
+      <w:r>
+        <w:t xml:space="preserve">마커스: 오래가진 않습니다. 이 돈이 진짜라면 전 올인합니다. 제가 기다린 건 월급이지, 이유가 아니었어요. 이유는 이미 충분히 있거든요.</w:t>
+      </w:r>
+    </w:p>
+    <w:p>
+      <w:pPr>
+        <w:pStyle w:val="BodyText"/>
+      </w:pPr>
+      <w:r>
+        <w:t xml:space="preserve">일레인: 좋아요. 그럼 7까지 올리죠.</w:t>
+      </w:r>
+    </w:p>
+    <w:p>
+      <w:pPr>
+        <w:pStyle w:val="BodyText"/>
+      </w:pPr>
+      <w:r>
+        <w:t xml:space="preserve">노아: 중간에서 만날 수 있을까요? 850만?</w:t>
+      </w:r>
+    </w:p>
+    <w:p>
+      <w:pPr>
+        <w:pStyle w:val="BodyText"/>
+      </w:pPr>
+      <w:r>
+        <w:t xml:space="preserve">일레인: 6과 10의 중간은 8이에요. 8.5가 아니라.</w:t>
+      </w:r>
+    </w:p>
+    <w:p>
+      <w:pPr>
+        <w:pStyle w:val="BodyText"/>
+      </w:pPr>
+      <w:r>
+        <w:t xml:space="preserve">프리야: 맞는 말씀이야. 간단한 계산이잖아.</w:t>
+      </w:r>
+    </w:p>
+    <w:p>
+      <w:pPr>
+        <w:pStyle w:val="BodyText"/>
+      </w:pPr>
+      <w:r>
+        <w:t xml:space="preserve">노아: 넌 누구 편이야?</w:t>
+      </w:r>
+    </w:p>
+    <w:p>
+      <w:pPr>
+        <w:pStyle w:val="BodyText"/>
+      </w:pPr>
+      <w:r>
+        <w:t xml:space="preserve">프리야: 정확한 숫자 편. 언제나.</w:t>
+      </w:r>
+    </w:p>
+    <w:p>
+      <w:pPr>
+        <w:pStyle w:val="BodyText"/>
+      </w:pPr>
+      <w:r>
+        <w:t xml:space="preserve">캐플런: 800만, 20퍼센트 할인. 모두에게 공정해요.</w:t>
+      </w:r>
+    </w:p>
+    <w:p>
+      <w:pPr>
+        <w:pStyle w:val="BodyText"/>
+      </w:pPr>
+      <w:r>
+        <w:t xml:space="preserve">일레인: 동의해요. 8에 20퍼센트 할인.</w:t>
+      </w:r>
+    </w:p>
+    <w:p>
+      <w:pPr>
+        <w:pStyle w:val="BodyText"/>
+      </w:pPr>
+      <w:r>
+        <w:t xml:space="preserve">노아: 소리 내서 생각해 볼게요. 캡 800만에 150만.</w:t>
+      </w:r>
+    </w:p>
+    <w:p>
+      <w:pPr>
+        <w:pStyle w:val="BodyText"/>
+      </w:pPr>
+      <w:r>
+        <w:t xml:space="preserve">일레인: 해 봐요. 풀이 과정을 보여 줘요.</w:t>
+      </w:r>
+    </w:p>
+    <w:p>
+      <w:pPr>
+        <w:pStyle w:val="BodyText"/>
+      </w:pPr>
+      <w:r>
+        <w:t xml:space="preserve">마커스: 데니스처럼 말하시네.</w:t>
+      </w:r>
+    </w:p>
+    <w:p>
+      <w:pPr>
+        <w:pStyle w:val="BodyText"/>
+      </w:pPr>
+      <w:r>
+        <w:t xml:space="preserve">노아: 150만 나누기 800만. 약 19퍼센트.</w:t>
+      </w:r>
+    </w:p>
+    <w:p>
+      <w:pPr>
+        <w:pStyle w:val="BodyText"/>
+      </w:pPr>
+      <w:r>
+        <w:t xml:space="preserve">일레인: 대략요. 그러니까 네 분은 약 81퍼센트를 갖게 돼요. 당분간은.</w:t>
+      </w:r>
+    </w:p>
+    <w:p>
+      <w:pPr>
+        <w:pStyle w:val="BodyText"/>
+      </w:pPr>
+      <w:r>
+        <w:t xml:space="preserve">프리야: 무언가의 81퍼센트가 아무것도 아닌 것의 100퍼센트보다 낫지. 지금 우린 통장에 7천 달러 있는 회사를 100퍼센트 갖고 있어. 그건 별거 아니잖아.</w:t>
+      </w:r>
+    </w:p>
+    <w:p>
+      <w:pPr>
+        <w:pStyle w:val="BodyText"/>
+      </w:pPr>
+      <w:r>
+        <w:t xml:space="preserve">노아: 좋아요. 800만, 20퍼센트. 받아들일 수 있어요.</w:t>
+      </w:r>
+    </w:p>
+    <w:p>
+      <w:pPr>
+        <w:pStyle w:val="BodyText"/>
+      </w:pPr>
+      <w:r>
+        <w:t xml:space="preserve">일레인: 좋아요. 공정한 요청이었고, 공정한 답이에요.</w:t>
+      </w:r>
+    </w:p>
+    <w:p>
+      <w:pPr>
+        <w:pStyle w:val="BodyText"/>
+      </w:pPr>
+      <w:r>
+        <w:t xml:space="preserve">노아: 다른 조건이 있나요?</w:t>
+      </w:r>
+    </w:p>
+    <w:p>
+      <w:pPr>
+        <w:pStyle w:val="BodyText"/>
+      </w:pPr>
+      <w:r>
+        <w:t xml:space="preserve">일레인: 프로라타 권리요. 다음 라운드에 추가로 투자할 수 있는 권리.</w:t>
+      </w:r>
+    </w:p>
+    <w:p>
+      <w:pPr>
+        <w:pStyle w:val="BodyText"/>
+      </w:pPr>
+      <w:r>
+        <w:t xml:space="preserve">프리야: 그거 좋은 신호죠? 나중에 더 투자하고 싶으시다는 거니까.</w:t>
+      </w:r>
+    </w:p>
+    <w:p>
+      <w:pPr>
+        <w:pStyle w:val="BodyText"/>
+      </w:pPr>
+      <w:r>
+        <w:t xml:space="preserve">일레인: 핵심을 증명한다면요. 낙관적인 거지, 바보는 아니에요. 데이터가 좋으면 이 회사를 더 갖고 싶어지겠죠. 아니면 내 돈은 내가 갖고 있을 거고요.</w:t>
+      </w:r>
+    </w:p>
+    <w:p>
+      <w:pPr>
+        <w:pStyle w:val="BodyText"/>
+      </w:pPr>
+      <w:r>
+        <w:t xml:space="preserve">노아: 맞아요. 적어 둘게요. 냅킨 시간이에요.</w:t>
+      </w:r>
+    </w:p>
+    <w:p>
+      <w:pPr>
+        <w:pStyle w:val="BodyText"/>
+      </w:pPr>
+      <w:r>
+        <w:t xml:space="preserve">캐플런: 거래를 많이 봤지만, 바비큐 냅킨 위에서 하는 건 처음이네요.</w:t>
+      </w:r>
+    </w:p>
+    <w:bookmarkEnd w:id="34"/>
+    <w:bookmarkStart w:id="35" w:name="절정전환-조건-결심-그리고-공개-1"/>
+    <w:p>
+      <w:pPr>
+        <w:pStyle w:val="Heading3"/>
+      </w:pPr>
+      <w:r>
+        <w:t xml:space="preserve">절정·전환 — 조건, 결심, 그리고 공개</w:t>
+      </w:r>
+    </w:p>
+    <w:p>
+      <w:pPr>
+        <w:pStyle w:val="FirstParagraph"/>
+      </w:pPr>
+      <w:r>
+        <w:t xml:space="preserve">일레인: 쓰기 전에, 내 조건이요. 네 가지.</w:t>
+      </w:r>
+    </w:p>
+    <w:p>
+      <w:pPr>
+        <w:pStyle w:val="BodyText"/>
+      </w:pPr>
+      <w:r>
+        <w:t xml:space="preserve">노아: 듣고 있어요.</w:t>
+      </w:r>
+    </w:p>
+    <w:p>
+      <w:pPr>
+        <w:pStyle w:val="BodyText"/>
+      </w:pPr>
+      <w:r>
+        <w:t xml:space="preserve">일레인: 하나. 돈이 들어오는 날 마커스는 풀타임으로 합류해요.</w:t>
+      </w:r>
+    </w:p>
+    <w:p>
+      <w:pPr>
+        <w:pStyle w:val="BodyText"/>
+      </w:pPr>
+      <w:r>
+        <w:t xml:space="preserve">마커스: 월급 먼저, 그다음 올인. 그건 제 조건이기도 했어요.</w:t>
+      </w:r>
+    </w:p>
+    <w:p>
+      <w:pPr>
+        <w:pStyle w:val="BodyText"/>
+      </w:pPr>
+      <w:r>
+        <w:t xml:space="preserve">일레인: 그럼 합의네요. 둘. 프리야의 H-1B 이전을 2주 안에 신청할 것.</w:t>
+      </w:r>
+    </w:p>
+    <w:p>
+      <w:pPr>
+        <w:pStyle w:val="BodyText"/>
+      </w:pPr>
+      <w:r>
+        <w:t xml:space="preserve">프리야: 2주. 다이앤이라면 할 수 있어요. 제가 꼭 챙길게요.</w:t>
+      </w:r>
+    </w:p>
+    <w:p>
+      <w:pPr>
+        <w:pStyle w:val="BodyText"/>
+      </w:pPr>
+      <w:r>
+        <w:t xml:space="preserve">일레인: 셋. 매달 업데이트. 당신이 보낸 것처럼 좋은 소식도 나쁜 소식도. 깜짝 놀랄 일은 싫어요. 뭔가 잘못되면, 다른 사람이 아니라 당신한테서 듣고 싶어요.</w:t>
+      </w:r>
+    </w:p>
+    <w:p>
+      <w:pPr>
+        <w:pStyle w:val="BodyText"/>
+      </w:pPr>
+      <w:r>
+        <w:t xml:space="preserve">노아: 매달요. 약속해요.</w:t>
+      </w:r>
+    </w:p>
+    <w:p>
+      <w:pPr>
+        <w:pStyle w:val="BodyText"/>
+      </w:pPr>
+      <w:r>
+        <w:t xml:space="preserve">일레인: 넷. 아까 말한 프로라타. 그게 다예요.</w:t>
+      </w:r>
+    </w:p>
+    <w:p>
+      <w:pPr>
+        <w:pStyle w:val="BodyText"/>
+      </w:pPr>
+      <w:r>
+        <w:t xml:space="preserve">마커스: 실례할게요. 전화 한 통 해야 해요. 아내한테.</w:t>
+      </w:r>
+    </w:p>
+    <w:p>
+      <w:pPr>
+        <w:pStyle w:val="BodyText"/>
+      </w:pPr>
+      <w:r>
+        <w:t xml:space="preserve">데니스: 마커스? 좋은 소식이야, 나쁜 소식이야?</w:t>
+      </w:r>
+    </w:p>
+    <w:p>
+      <w:pPr>
+        <w:pStyle w:val="BodyText"/>
+      </w:pPr>
+      <w:r>
+        <w:t xml:space="preserve">마커스: 좋은 소식. 150만 달러. 나 풀타임으로 가. 곧.</w:t>
+      </w:r>
+    </w:p>
+    <w:p>
+      <w:pPr>
+        <w:pStyle w:val="BodyText"/>
+      </w:pPr>
+      <w:r>
+        <w:t xml:space="preserve">데니스: 그 월급으로 대출금 갚을 수 있어? 풀이 과정 보여 줘.</w:t>
+      </w:r>
+    </w:p>
+    <w:p>
+      <w:pPr>
+        <w:pStyle w:val="BodyText"/>
+      </w:pPr>
+      <w:r>
+        <w:t xml:space="preserve">마커스: 갚을 수 있어. 코윈보다 적지만, 갚을 수 있어. 다들 얘기하는 동안 머릿속으로 두 번 계산해 봤어. 빠듯하지만 돼.</w:t>
+      </w:r>
+    </w:p>
+    <w:p>
+      <w:pPr>
+        <w:pStyle w:val="BodyText"/>
+      </w:pPr>
+      <w:r>
+        <w:t xml:space="preserve">데니스: 그럼 가. 자랑스러워. 오늘 밤 케일라한테 말해 줘.</w:t>
+      </w:r>
+    </w:p>
+    <w:p>
+      <w:pPr>
+        <w:pStyle w:val="BodyText"/>
+      </w:pPr>
+      <w:r>
+        <w:t xml:space="preserve">엘레나: 미안, 미안해요! 마테오 팀이 이겼어요. 내가 뭘 놓쳤어요?</w:t>
+      </w:r>
+    </w:p>
+    <w:p>
+      <w:pPr>
+        <w:pStyle w:val="BodyText"/>
+      </w:pPr>
+      <w:r>
+        <w:t xml:space="preserve">프리야: 150만 달러. 캡 800만. 마커스는 코윈 그만둬요.</w:t>
+      </w:r>
+    </w:p>
+    <w:p>
+      <w:pPr>
+        <w:pStyle w:val="BodyText"/>
+      </w:pPr>
+      <w:r>
+        <w:t xml:space="preserve">엘레나: 한 시간 만에요? 축구 경기를 더 자주 빠져야겠네요.</w:t>
+      </w:r>
+    </w:p>
+    <w:p>
+      <w:pPr>
+        <w:pStyle w:val="BodyText"/>
+      </w:pPr>
+      <w:r>
+        <w:t xml:space="preserve">캐플런: 엘레나, 반가워요. 마무리하기 전에, 공개할 게 하나 있어요.</w:t>
+      </w:r>
+    </w:p>
+    <w:p>
+      <w:pPr>
+        <w:pStyle w:val="BodyText"/>
+      </w:pPr>
+      <w:r>
+        <w:t xml:space="preserve">엘레나: 뭘 공개해요, 데이비드?</w:t>
+      </w:r>
+    </w:p>
+    <w:p>
+      <w:pPr>
+        <w:pStyle w:val="BodyText"/>
+      </w:pPr>
+      <w:r>
+        <w:t xml:space="preserve">캐플런: 저는 할번에서 유료 강연을 해요. 1년에 두 번. 루마덤 교육이요.</w:t>
+      </w:r>
+    </w:p>
+    <w:p>
+      <w:pPr>
+        <w:pStyle w:val="BodyText"/>
+      </w:pPr>
+      <w:r>
+        <w:t xml:space="preserve">노아: 아. 그건… 알아 둬서 다행이네요.</w:t>
+      </w:r>
+    </w:p>
+    <w:p>
+      <w:pPr>
+        <w:pStyle w:val="BodyText"/>
+      </w:pPr>
+      <w:r>
+        <w:t xml:space="preserve">캐플런: 이해충돌이에요. 제 돈을 받은 뒤가 아니라 받기 전에 알아야 해요. 제가 당신 자리에 있었다면, 지금 이 테이블에서 듣고 싶었을 거예요.</w:t>
+      </w:r>
+    </w:p>
+    <w:p>
+      <w:pPr>
+        <w:pStyle w:val="BodyText"/>
+      </w:pPr>
+      <w:r>
+        <w:t xml:space="preserve">엘레나: 말해 줘서 고마워요. 다이앤을 위해 서면으로 남겨 줘요.</w:t>
+      </w:r>
+    </w:p>
+    <w:p>
+      <w:pPr>
+        <w:pStyle w:val="BodyText"/>
+      </w:pPr>
+      <w:r>
+        <w:t xml:space="preserve">일레인: 봤죠? 정직한 사람들이에요. 내가 말했잖아요, 데이비드. 자, 노아. 냅킨에 서명해요.</w:t>
+      </w:r>
+    </w:p>
+    <w:bookmarkEnd w:id="35"/>
+    <w:bookmarkStart w:id="36" w:name="마무리-냅킨-그리고-밤-10시의-전화-1"/>
+    <w:p>
+      <w:pPr>
+        <w:pStyle w:val="Heading3"/>
+      </w:pPr>
+      <w:r>
+        <w:t xml:space="preserve">마무리 — 냅킨, 그리고 밤 10시의 전화</w:t>
+      </w:r>
+    </w:p>
+    <w:p>
+      <w:pPr>
+        <w:pStyle w:val="FirstParagraph"/>
+      </w:pPr>
+      <w:r>
+        <w:t xml:space="preserve">노아: 캡 800만. 20퍼센트. 150만. 조건 네 개. 서명 완료.</w:t>
+      </w:r>
+    </w:p>
+    <w:p>
+      <w:pPr>
+        <w:pStyle w:val="BodyText"/>
+      </w:pPr>
+      <w:r>
+        <w:t xml:space="preserve">일레인: 냅킨은 내가 보관할게요. 언젠가 액자에 넣을 가치가 있을 거예요.</w:t>
+      </w:r>
+    </w:p>
+    <w:p>
+      <w:pPr>
+        <w:pStyle w:val="BodyText"/>
+      </w:pPr>
+      <w:r>
+        <w:t xml:space="preserve">노아: 지금 바로 다이앤한테 사진 보낼게요.</w:t>
+      </w:r>
+    </w:p>
+    <w:p>
+      <w:pPr>
+        <w:pStyle w:val="BodyText"/>
+      </w:pPr>
+      <w:r>
+        <w:t xml:space="preserve">다이앤:</w:t>
+      </w:r>
+      <w:r>
+        <w:t xml:space="preserve"> </w:t>
+      </w:r>
+      <w:r>
+        <w:t xml:space="preserve">“</w:t>
+      </w:r>
+      <w:r>
+        <w:t xml:space="preserve">냅킨은 계약서가 아니에요. 내 사무실. 월요일 오전 9시. 축하해요.</w:t>
+      </w:r>
+      <w:r>
+        <w:t xml:space="preserve">”</w:t>
+      </w:r>
+    </w:p>
+    <w:p>
+      <w:pPr>
+        <w:pStyle w:val="BodyText"/>
+      </w:pPr>
+      <w:r>
+        <w:t xml:space="preserve">프리야: 서면으로 남겨라. 바비큐 자리에서도.</w:t>
+      </w:r>
+    </w:p>
+    <w:p>
+      <w:pPr>
+        <w:pStyle w:val="BodyText"/>
+      </w:pPr>
+      <w:r>
+        <w:t xml:space="preserve">마커스: 다시 첫날이야. 이번엔 진짜 첫날.</w:t>
+      </w:r>
+    </w:p>
+    <w:p>
+      <w:pPr>
+        <w:pStyle w:val="BodyText"/>
+      </w:pPr>
+      <w:r>
+        <w:t xml:space="preserve">엘레나: 첫째, 해를 끼치지 말 것. 둘째, 냅킨을 잃어버리지 말 것.</w:t>
+      </w:r>
+    </w:p>
+    <w:p>
+      <w:pPr>
+        <w:pStyle w:val="BodyText"/>
+      </w:pPr>
+      <w:r>
+        <w:t xml:space="preserve">노아: 여보세요?</w:t>
+      </w:r>
+    </w:p>
+    <w:p>
+      <w:pPr>
+        <w:pStyle w:val="BodyText"/>
+      </w:pPr>
+      <w:r>
+        <w:t xml:space="preserve">톰: 노아. 톰 브레넌이야. 늦게 전화해서 미안하네.</w:t>
+      </w:r>
+    </w:p>
+    <w:p>
+      <w:pPr>
+        <w:pStyle w:val="BodyText"/>
+      </w:pPr>
+      <w:r>
+        <w:t xml:space="preserve">노아: 톰. 토요일 밤 10시예요.</w:t>
+      </w:r>
+    </w:p>
+    <w:p>
+      <w:pPr>
+        <w:pStyle w:val="BodyText"/>
+      </w:pPr>
+      <w:r>
+        <w:t xml:space="preserve">톰: 오늘 돈을 좀 모았다고 들었어. 축하해.</w:t>
+      </w:r>
+    </w:p>
+    <w:p>
+      <w:pPr>
+        <w:pStyle w:val="BodyText"/>
+      </w:pPr>
+      <w:r>
+        <w:t xml:space="preserve">노아: 그걸 어떻게 들으셨어요? 여덟 시간 전 일인데요.</w:t>
+      </w:r>
+    </w:p>
+    <w:p>
+      <w:pPr>
+        <w:pStyle w:val="BodyText"/>
+      </w:pPr>
+      <w:r>
+        <w:t xml:space="preserve">톰: 말했잖아. 이 업계는 좁고, 다들 말이 많다고. 의사는 영업 담당한테, 영업 담당은 매니저한테, 매니저는 나한테 말하지. 개인적인 감정은 없어. 그냥 비즈니스야.</w:t>
+      </w:r>
+    </w:p>
+    <w:p>
+      <w:pPr>
+        <w:pStyle w:val="BodyText"/>
+      </w:pPr>
+      <w:r>
+        <w:t xml:space="preserve">노아: 필요한 거라도 있으세요, 톰?</w:t>
+      </w:r>
+    </w:p>
+    <w:p>
+      <w:pPr>
+        <w:pStyle w:val="BodyText"/>
+      </w:pPr>
+      <w:r>
+        <w:t xml:space="preserve">톰: 그냥 친절한 상기야. 계약서 확인해 봐, 노아. 6페이지 4항.</w:t>
+      </w:r>
+    </w:p>
+    <w:bookmarkEnd w:id="36"/>
+    <w:bookmarkEnd w:id="37"/>
+    <w:bookmarkEnd w:id="38"/>
     <w:sectPr/>
   </w:body>
 </w:document>
@@ -3586,583 +3533,8 @@
       </w:pPr>
     </w:lvl>
   </w:abstractNum>
-  <w:abstractNum w:abstractNumId="99411">
-    <w:nsid w:val="A99411"/>
-    <w:multiLevelType w:val="multilevel"/>
-    <w:lvl w:ilvl="0">
-      <w:start w:val="1"/>
-      <w:numFmt w:val="decimal"/>
-      <w:lvlText w:val="%1."/>
-      <w:lvlJc w:val="left"/>
-      <w:pPr>
-        <w:ind w:left="720" w:hanging="480"/>
-      </w:pPr>
-    </w:lvl>
-    <w:lvl w:ilvl="1">
-      <w:start w:val="1"/>
-      <w:numFmt w:val="decimal"/>
-      <w:lvlText w:val="%2."/>
-      <w:lvlJc w:val="left"/>
-      <w:pPr>
-        <w:ind w:left="1440" w:hanging="480"/>
-      </w:pPr>
-    </w:lvl>
-    <w:lvl w:ilvl="2">
-      <w:start w:val="1"/>
-      <w:numFmt w:val="decimal"/>
-      <w:lvlText w:val="%3."/>
-      <w:lvlJc w:val="left"/>
-      <w:pPr>
-        <w:ind w:left="2160" w:hanging="480"/>
-      </w:pPr>
-    </w:lvl>
-    <w:lvl w:ilvl="3">
-      <w:start w:val="1"/>
-      <w:numFmt w:val="decimal"/>
-      <w:lvlText w:val="%4."/>
-      <w:lvlJc w:val="left"/>
-      <w:pPr>
-        <w:ind w:left="2880" w:hanging="480"/>
-      </w:pPr>
-    </w:lvl>
-    <w:lvl w:ilvl="4">
-      <w:start w:val="1"/>
-      <w:numFmt w:val="decimal"/>
-      <w:lvlText w:val="%5."/>
-      <w:lvlJc w:val="left"/>
-      <w:pPr>
-        <w:ind w:left="3600" w:hanging="480"/>
-      </w:pPr>
-    </w:lvl>
-    <w:lvl w:ilvl="5">
-      <w:start w:val="1"/>
-      <w:numFmt w:val="decimal"/>
-      <w:lvlText w:val="%6."/>
-      <w:lvlJc w:val="left"/>
-      <w:pPr>
-        <w:ind w:left="4320" w:hanging="480"/>
-      </w:pPr>
-    </w:lvl>
-    <w:lvl w:ilvl="6">
-      <w:start w:val="1"/>
-      <w:numFmt w:val="decimal"/>
-      <w:lvlText w:val="%7."/>
-      <w:lvlJc w:val="left"/>
-      <w:pPr>
-        <w:ind w:left="5040" w:hanging="480"/>
-      </w:pPr>
-    </w:lvl>
-    <w:lvl w:ilvl="7">
-      <w:start w:val="1"/>
-      <w:numFmt w:val="decimal"/>
-      <w:lvlText w:val="%8."/>
-      <w:lvlJc w:val="left"/>
-      <w:pPr>
-        <w:ind w:left="5760" w:hanging="480"/>
-      </w:pPr>
-    </w:lvl>
-    <w:lvl w:ilvl="8">
-      <w:start w:val="1"/>
-      <w:numFmt w:val="decimal"/>
-      <w:lvlText w:val="%9."/>
-      <w:lvlJc w:val="left"/>
-      <w:pPr>
-        <w:ind w:left="6480" w:hanging="480"/>
-      </w:pPr>
-    </w:lvl>
-  </w:abstractNum>
-  <w:abstractNum w:abstractNumId="994116">
-    <w:nsid w:val="A994116"/>
-    <w:multiLevelType w:val="multilevel"/>
-    <w:lvl w:ilvl="0">
-      <w:start w:val="16"/>
-      <w:numFmt w:val="decimal"/>
-      <w:lvlText w:val="%1."/>
-      <w:lvlJc w:val="left"/>
-      <w:pPr>
-        <w:ind w:left="720" w:hanging="480"/>
-      </w:pPr>
-    </w:lvl>
-    <w:lvl w:ilvl="1">
-      <w:start w:val="16"/>
-      <w:numFmt w:val="decimal"/>
-      <w:lvlText w:val="%2."/>
-      <w:lvlJc w:val="left"/>
-      <w:pPr>
-        <w:ind w:left="1440" w:hanging="480"/>
-      </w:pPr>
-    </w:lvl>
-    <w:lvl w:ilvl="2">
-      <w:start w:val="16"/>
-      <w:numFmt w:val="decimal"/>
-      <w:lvlText w:val="%3."/>
-      <w:lvlJc w:val="left"/>
-      <w:pPr>
-        <w:ind w:left="2160" w:hanging="480"/>
-      </w:pPr>
-    </w:lvl>
-    <w:lvl w:ilvl="3">
-      <w:start w:val="16"/>
-      <w:numFmt w:val="decimal"/>
-      <w:lvlText w:val="%4."/>
-      <w:lvlJc w:val="left"/>
-      <w:pPr>
-        <w:ind w:left="2880" w:hanging="480"/>
-      </w:pPr>
-    </w:lvl>
-    <w:lvl w:ilvl="4">
-      <w:start w:val="16"/>
-      <w:numFmt w:val="decimal"/>
-      <w:lvlText w:val="%5."/>
-      <w:lvlJc w:val="left"/>
-      <w:pPr>
-        <w:ind w:left="3600" w:hanging="480"/>
-      </w:pPr>
-    </w:lvl>
-    <w:lvl w:ilvl="5">
-      <w:start w:val="16"/>
-      <w:numFmt w:val="decimal"/>
-      <w:lvlText w:val="%6."/>
-      <w:lvlJc w:val="left"/>
-      <w:pPr>
-        <w:ind w:left="4320" w:hanging="480"/>
-      </w:pPr>
-    </w:lvl>
-    <w:lvl w:ilvl="6">
-      <w:start w:val="16"/>
-      <w:numFmt w:val="decimal"/>
-      <w:lvlText w:val="%7."/>
-      <w:lvlJc w:val="left"/>
-      <w:pPr>
-        <w:ind w:left="5040" w:hanging="480"/>
-      </w:pPr>
-    </w:lvl>
-    <w:lvl w:ilvl="7">
-      <w:start w:val="16"/>
-      <w:numFmt w:val="decimal"/>
-      <w:lvlText w:val="%8."/>
-      <w:lvlJc w:val="left"/>
-      <w:pPr>
-        <w:ind w:left="5760" w:hanging="480"/>
-      </w:pPr>
-    </w:lvl>
-    <w:lvl w:ilvl="8">
-      <w:start w:val="16"/>
-      <w:numFmt w:val="decimal"/>
-      <w:lvlText w:val="%9."/>
-      <w:lvlJc w:val="left"/>
-      <w:pPr>
-        <w:ind w:left="6480" w:hanging="480"/>
-      </w:pPr>
-    </w:lvl>
-  </w:abstractNum>
-  <w:abstractNum w:abstractNumId="994151">
-    <w:nsid w:val="A994151"/>
-    <w:multiLevelType w:val="multilevel"/>
-    <w:lvl w:ilvl="0">
-      <w:start w:val="51"/>
-      <w:numFmt w:val="decimal"/>
-      <w:lvlText w:val="%1."/>
-      <w:lvlJc w:val="left"/>
-      <w:pPr>
-        <w:ind w:left="720" w:hanging="480"/>
-      </w:pPr>
-    </w:lvl>
-    <w:lvl w:ilvl="1">
-      <w:start w:val="51"/>
-      <w:numFmt w:val="decimal"/>
-      <w:lvlText w:val="%2."/>
-      <w:lvlJc w:val="left"/>
-      <w:pPr>
-        <w:ind w:left="1440" w:hanging="480"/>
-      </w:pPr>
-    </w:lvl>
-    <w:lvl w:ilvl="2">
-      <w:start w:val="51"/>
-      <w:numFmt w:val="decimal"/>
-      <w:lvlText w:val="%3."/>
-      <w:lvlJc w:val="left"/>
-      <w:pPr>
-        <w:ind w:left="2160" w:hanging="480"/>
-      </w:pPr>
-    </w:lvl>
-    <w:lvl w:ilvl="3">
-      <w:start w:val="51"/>
-      <w:numFmt w:val="decimal"/>
-      <w:lvlText w:val="%4."/>
-      <w:lvlJc w:val="left"/>
-      <w:pPr>
-        <w:ind w:left="2880" w:hanging="480"/>
-      </w:pPr>
-    </w:lvl>
-    <w:lvl w:ilvl="4">
-      <w:start w:val="51"/>
-      <w:numFmt w:val="decimal"/>
-      <w:lvlText w:val="%5."/>
-      <w:lvlJc w:val="left"/>
-      <w:pPr>
-        <w:ind w:left="3600" w:hanging="480"/>
-      </w:pPr>
-    </w:lvl>
-    <w:lvl w:ilvl="5">
-      <w:start w:val="51"/>
-      <w:numFmt w:val="decimal"/>
-      <w:lvlText w:val="%6."/>
-      <w:lvlJc w:val="left"/>
-      <w:pPr>
-        <w:ind w:left="4320" w:hanging="480"/>
-      </w:pPr>
-    </w:lvl>
-    <w:lvl w:ilvl="6">
-      <w:start w:val="51"/>
-      <w:numFmt w:val="decimal"/>
-      <w:lvlText w:val="%7."/>
-      <w:lvlJc w:val="left"/>
-      <w:pPr>
-        <w:ind w:left="5040" w:hanging="480"/>
-      </w:pPr>
-    </w:lvl>
-    <w:lvl w:ilvl="7">
-      <w:start w:val="51"/>
-      <w:numFmt w:val="decimal"/>
-      <w:lvlText w:val="%8."/>
-      <w:lvlJc w:val="left"/>
-      <w:pPr>
-        <w:ind w:left="5760" w:hanging="480"/>
-      </w:pPr>
-    </w:lvl>
-    <w:lvl w:ilvl="8">
-      <w:start w:val="51"/>
-      <w:numFmt w:val="decimal"/>
-      <w:lvlText w:val="%9."/>
-      <w:lvlJc w:val="left"/>
-      <w:pPr>
-        <w:ind w:left="6480" w:hanging="480"/>
-      </w:pPr>
-    </w:lvl>
-  </w:abstractNum>
-  <w:abstractNum w:abstractNumId="994181">
-    <w:nsid w:val="A994181"/>
-    <w:multiLevelType w:val="multilevel"/>
-    <w:lvl w:ilvl="0">
-      <w:start w:val="81"/>
-      <w:numFmt w:val="decimal"/>
-      <w:lvlText w:val="%1."/>
-      <w:lvlJc w:val="left"/>
-      <w:pPr>
-        <w:ind w:left="720" w:hanging="480"/>
-      </w:pPr>
-    </w:lvl>
-    <w:lvl w:ilvl="1">
-      <w:start w:val="81"/>
-      <w:numFmt w:val="decimal"/>
-      <w:lvlText w:val="%2."/>
-      <w:lvlJc w:val="left"/>
-      <w:pPr>
-        <w:ind w:left="1440" w:hanging="480"/>
-      </w:pPr>
-    </w:lvl>
-    <w:lvl w:ilvl="2">
-      <w:start w:val="81"/>
-      <w:numFmt w:val="decimal"/>
-      <w:lvlText w:val="%3."/>
-      <w:lvlJc w:val="left"/>
-      <w:pPr>
-        <w:ind w:left="2160" w:hanging="480"/>
-      </w:pPr>
-    </w:lvl>
-    <w:lvl w:ilvl="3">
-      <w:start w:val="81"/>
-      <w:numFmt w:val="decimal"/>
-      <w:lvlText w:val="%4."/>
-      <w:lvlJc w:val="left"/>
-      <w:pPr>
-        <w:ind w:left="2880" w:hanging="480"/>
-      </w:pPr>
-    </w:lvl>
-    <w:lvl w:ilvl="4">
-      <w:start w:val="81"/>
-      <w:numFmt w:val="decimal"/>
-      <w:lvlText w:val="%5."/>
-      <w:lvlJc w:val="left"/>
-      <w:pPr>
-        <w:ind w:left="3600" w:hanging="480"/>
-      </w:pPr>
-    </w:lvl>
-    <w:lvl w:ilvl="5">
-      <w:start w:val="81"/>
-      <w:numFmt w:val="decimal"/>
-      <w:lvlText w:val="%6."/>
-      <w:lvlJc w:val="left"/>
-      <w:pPr>
-        <w:ind w:left="4320" w:hanging="480"/>
-      </w:pPr>
-    </w:lvl>
-    <w:lvl w:ilvl="6">
-      <w:start w:val="81"/>
-      <w:numFmt w:val="decimal"/>
-      <w:lvlText w:val="%7."/>
-      <w:lvlJc w:val="left"/>
-      <w:pPr>
-        <w:ind w:left="5040" w:hanging="480"/>
-      </w:pPr>
-    </w:lvl>
-    <w:lvl w:ilvl="7">
-      <w:start w:val="81"/>
-      <w:numFmt w:val="decimal"/>
-      <w:lvlText w:val="%8."/>
-      <w:lvlJc w:val="left"/>
-      <w:pPr>
-        <w:ind w:left="5760" w:hanging="480"/>
-      </w:pPr>
-    </w:lvl>
-    <w:lvl w:ilvl="8">
-      <w:start w:val="81"/>
-      <w:numFmt w:val="decimal"/>
-      <w:lvlText w:val="%9."/>
-      <w:lvlJc w:val="left"/>
-      <w:pPr>
-        <w:ind w:left="6480" w:hanging="480"/>
-      </w:pPr>
-    </w:lvl>
-  </w:abstractNum>
-  <w:abstractNum w:abstractNumId="9941106">
-    <w:nsid w:val="A9941106"/>
-    <w:multiLevelType w:val="multilevel"/>
-    <w:lvl w:ilvl="0">
-      <w:start w:val="106"/>
-      <w:numFmt w:val="decimal"/>
-      <w:lvlText w:val="%1."/>
-      <w:lvlJc w:val="left"/>
-      <w:pPr>
-        <w:ind w:left="720" w:hanging="480"/>
-      </w:pPr>
-    </w:lvl>
-    <w:lvl w:ilvl="1">
-      <w:start w:val="106"/>
-      <w:numFmt w:val="decimal"/>
-      <w:lvlText w:val="%2."/>
-      <w:lvlJc w:val="left"/>
-      <w:pPr>
-        <w:ind w:left="1440" w:hanging="480"/>
-      </w:pPr>
-    </w:lvl>
-    <w:lvl w:ilvl="2">
-      <w:start w:val="106"/>
-      <w:numFmt w:val="decimal"/>
-      <w:lvlText w:val="%3."/>
-      <w:lvlJc w:val="left"/>
-      <w:pPr>
-        <w:ind w:left="2160" w:hanging="480"/>
-      </w:pPr>
-    </w:lvl>
-    <w:lvl w:ilvl="3">
-      <w:start w:val="106"/>
-      <w:numFmt w:val="decimal"/>
-      <w:lvlText w:val="%4."/>
-      <w:lvlJc w:val="left"/>
-      <w:pPr>
-        <w:ind w:left="2880" w:hanging="480"/>
-      </w:pPr>
-    </w:lvl>
-    <w:lvl w:ilvl="4">
-      <w:start w:val="106"/>
-      <w:numFmt w:val="decimal"/>
-      <w:lvlText w:val="%5."/>
-      <w:lvlJc w:val="left"/>
-      <w:pPr>
-        <w:ind w:left="3600" w:hanging="480"/>
-      </w:pPr>
-    </w:lvl>
-    <w:lvl w:ilvl="5">
-      <w:start w:val="106"/>
-      <w:numFmt w:val="decimal"/>
-      <w:lvlText w:val="%6."/>
-      <w:lvlJc w:val="left"/>
-      <w:pPr>
-        <w:ind w:left="4320" w:hanging="480"/>
-      </w:pPr>
-    </w:lvl>
-    <w:lvl w:ilvl="6">
-      <w:start w:val="106"/>
-      <w:numFmt w:val="decimal"/>
-      <w:lvlText w:val="%7."/>
-      <w:lvlJc w:val="left"/>
-      <w:pPr>
-        <w:ind w:left="5040" w:hanging="480"/>
-      </w:pPr>
-    </w:lvl>
-    <w:lvl w:ilvl="7">
-      <w:start w:val="106"/>
-      <w:numFmt w:val="decimal"/>
-      <w:lvlText w:val="%8."/>
-      <w:lvlJc w:val="left"/>
-      <w:pPr>
-        <w:ind w:left="5760" w:hanging="480"/>
-      </w:pPr>
-    </w:lvl>
-    <w:lvl w:ilvl="8">
-      <w:start w:val="106"/>
-      <w:numFmt w:val="decimal"/>
-      <w:lvlText w:val="%9."/>
-      <w:lvlJc w:val="left"/>
-      <w:pPr>
-        <w:ind w:left="6480" w:hanging="480"/>
-      </w:pPr>
-    </w:lvl>
-  </w:abstractNum>
   <w:num w:numId="1000">
     <w:abstractNumId w:val="990"/>
-  </w:num>
-  <w:num w:numId="1001">
-    <w:abstractNumId w:val="99411"/>
-    <w:lvlOverride w:ilvl="0">
-      <w:startOverride w:val="1"/>
-    </w:lvlOverride>
-    <w:lvlOverride w:ilvl="1">
-      <w:startOverride w:val="1"/>
-    </w:lvlOverride>
-    <w:lvlOverride w:ilvl="2">
-      <w:startOverride w:val="1"/>
-    </w:lvlOverride>
-    <w:lvlOverride w:ilvl="3">
-      <w:startOverride w:val="1"/>
-    </w:lvlOverride>
-    <w:lvlOverride w:ilvl="4">
-      <w:startOverride w:val="1"/>
-    </w:lvlOverride>
-    <w:lvlOverride w:ilvl="5">
-      <w:startOverride w:val="1"/>
-    </w:lvlOverride>
-    <w:lvlOverride w:ilvl="6">
-      <w:startOverride w:val="1"/>
-    </w:lvlOverride>
-    <w:lvlOverride w:ilvl="7">
-      <w:startOverride w:val="1"/>
-    </w:lvlOverride>
-    <w:lvlOverride w:ilvl="8">
-      <w:startOverride w:val="1"/>
-    </w:lvlOverride>
-  </w:num>
-  <w:num w:numId="1002">
-    <w:abstractNumId w:val="994116"/>
-    <w:lvlOverride w:ilvl="0">
-      <w:startOverride w:val="16"/>
-    </w:lvlOverride>
-    <w:lvlOverride w:ilvl="1">
-      <w:startOverride w:val="16"/>
-    </w:lvlOverride>
-    <w:lvlOverride w:ilvl="2">
-      <w:startOverride w:val="16"/>
-    </w:lvlOverride>
-    <w:lvlOverride w:ilvl="3">
-      <w:startOverride w:val="16"/>
-    </w:lvlOverride>
-    <w:lvlOverride w:ilvl="4">
-      <w:startOverride w:val="16"/>
-    </w:lvlOverride>
-    <w:lvlOverride w:ilvl="5">
-      <w:startOverride w:val="16"/>
-    </w:lvlOverride>
-    <w:lvlOverride w:ilvl="6">
-      <w:startOverride w:val="16"/>
-    </w:lvlOverride>
-    <w:lvlOverride w:ilvl="7">
-      <w:startOverride w:val="16"/>
-    </w:lvlOverride>
-    <w:lvlOverride w:ilvl="8">
-      <w:startOverride w:val="16"/>
-    </w:lvlOverride>
-  </w:num>
-  <w:num w:numId="1003">
-    <w:abstractNumId w:val="994151"/>
-    <w:lvlOverride w:ilvl="0">
-      <w:startOverride w:val="51"/>
-    </w:lvlOverride>
-    <w:lvlOverride w:ilvl="1">
-      <w:startOverride w:val="51"/>
-    </w:lvlOverride>
-    <w:lvlOverride w:ilvl="2">
-      <w:startOverride w:val="51"/>
-    </w:lvlOverride>
-    <w:lvlOverride w:ilvl="3">
-      <w:startOverride w:val="51"/>
-    </w:lvlOverride>
-    <w:lvlOverride w:ilvl="4">
-      <w:startOverride w:val="51"/>
-    </w:lvlOverride>
-    <w:lvlOverride w:ilvl="5">
-      <w:startOverride w:val="51"/>
-    </w:lvlOverride>
-    <w:lvlOverride w:ilvl="6">
-      <w:startOverride w:val="51"/>
-    </w:lvlOverride>
-    <w:lvlOverride w:ilvl="7">
-      <w:startOverride w:val="51"/>
-    </w:lvlOverride>
-    <w:lvlOverride w:ilvl="8">
-      <w:startOverride w:val="51"/>
-    </w:lvlOverride>
-  </w:num>
-  <w:num w:numId="1004">
-    <w:abstractNumId w:val="994181"/>
-    <w:lvlOverride w:ilvl="0">
-      <w:startOverride w:val="81"/>
-    </w:lvlOverride>
-    <w:lvlOverride w:ilvl="1">
-      <w:startOverride w:val="81"/>
-    </w:lvlOverride>
-    <w:lvlOverride w:ilvl="2">
-      <w:startOverride w:val="81"/>
-    </w:lvlOverride>
-    <w:lvlOverride w:ilvl="3">
-      <w:startOverride w:val="81"/>
-    </w:lvlOverride>
-    <w:lvlOverride w:ilvl="4">
-      <w:startOverride w:val="81"/>
-    </w:lvlOverride>
-    <w:lvlOverride w:ilvl="5">
-      <w:startOverride w:val="81"/>
-    </w:lvlOverride>
-    <w:lvlOverride w:ilvl="6">
-      <w:startOverride w:val="81"/>
-    </w:lvlOverride>
-    <w:lvlOverride w:ilvl="7">
-      <w:startOverride w:val="81"/>
-    </w:lvlOverride>
-    <w:lvlOverride w:ilvl="8">
-      <w:startOverride w:val="81"/>
-    </w:lvlOverride>
-  </w:num>
-  <w:num w:numId="1005">
-    <w:abstractNumId w:val="9941106"/>
-    <w:lvlOverride w:ilvl="0">
-      <w:startOverride w:val="106"/>
-    </w:lvlOverride>
-    <w:lvlOverride w:ilvl="1">
-      <w:startOverride w:val="106"/>
-    </w:lvlOverride>
-    <w:lvlOverride w:ilvl="2">
-      <w:startOverride w:val="106"/>
-    </w:lvlOverride>
-    <w:lvlOverride w:ilvl="3">
-      <w:startOverride w:val="106"/>
-    </w:lvlOverride>
-    <w:lvlOverride w:ilvl="4">
-      <w:startOverride w:val="106"/>
-    </w:lvlOverride>
-    <w:lvlOverride w:ilvl="5">
-      <w:startOverride w:val="106"/>
-    </w:lvlOverride>
-    <w:lvlOverride w:ilvl="6">
-      <w:startOverride w:val="106"/>
-    </w:lvlOverride>
-    <w:lvlOverride w:ilvl="7">
-      <w:startOverride w:val="106"/>
-    </w:lvlOverride>
-    <w:lvlOverride w:ilvl="8">
-      <w:startOverride w:val="106"/>
-    </w:lvlOverride>
   </w:num>
 </w:numbering>
 </file>
